--- a/KHBD_Tin_học/Lớp_4/Tuần_07/KHBD_Tin_hoc_Lớp_4_Tiet06_Bai_3_Thong_tin_tren_trang_Web_Tiet_2.docx
+++ b/KHBD_Tin_học/Lớp_4/Tuần_07/KHBD_Tin_hoc_Lớp_4_Tiet06_Bai_3_Thong_tin_tren_trang_Web_Tiet_2.docx
@@ -35,10 +35,15 @@
               <w:spacing w:line="360" w:lineRule="auto" w:after="40"/>
               <w:jc w:val="left"/>
             </w:pPr>
-            <w:r/>
-            <w:r>
-              <w:rPr>
-                <w:rFonts w:ascii="Times New Roman" w:hAnsi="Times New Roman" w:eastAsia="Times New Roman"/>
+            <w:r>
+              <w:rPr>
+                <w:rFonts w:ascii="Times New Roman" w:hAnsi="Times New Roman" w:cs="Times New Roman"/>
+                <w:sz w:val="26"/>
+              </w:rPr>
+            </w:r>
+            <w:r>
+              <w:rPr>
+                <w:rFonts w:ascii="Times New Roman" w:hAnsi="Times New Roman" w:eastAsia="Times New Roman" w:cs="Times New Roman"/>
                 <w:b/>
                 <w:i w:val="0"/>
                 <w:sz w:val="26"/>
@@ -62,10 +67,15 @@
               <w:spacing w:line="360" w:lineRule="auto" w:after="40"/>
               <w:jc w:val="left"/>
             </w:pPr>
-            <w:r/>
-            <w:r>
-              <w:rPr>
-                <w:rFonts w:ascii="Times New Roman" w:hAnsi="Times New Roman" w:eastAsia="Times New Roman"/>
+            <w:r>
+              <w:rPr>
+                <w:rFonts w:ascii="Times New Roman" w:hAnsi="Times New Roman" w:cs="Times New Roman"/>
+                <w:sz w:val="26"/>
+              </w:rPr>
+            </w:r>
+            <w:r>
+              <w:rPr>
+                <w:rFonts w:ascii="Times New Roman" w:hAnsi="Times New Roman" w:eastAsia="Times New Roman" w:cs="Times New Roman"/>
                 <w:b w:val="0"/>
                 <w:i w:val="0"/>
                 <w:sz w:val="26"/>
@@ -91,10 +101,15 @@
               <w:spacing w:line="360" w:lineRule="auto" w:after="40"/>
               <w:jc w:val="left"/>
             </w:pPr>
-            <w:r/>
-            <w:r>
-              <w:rPr>
-                <w:rFonts w:ascii="Times New Roman" w:hAnsi="Times New Roman" w:eastAsia="Times New Roman"/>
+            <w:r>
+              <w:rPr>
+                <w:rFonts w:ascii="Times New Roman" w:hAnsi="Times New Roman" w:cs="Times New Roman"/>
+                <w:sz w:val="26"/>
+              </w:rPr>
+            </w:r>
+            <w:r>
+              <w:rPr>
+                <w:rFonts w:ascii="Times New Roman" w:hAnsi="Times New Roman" w:eastAsia="Times New Roman" w:cs="Times New Roman"/>
                 <w:b w:val="0"/>
                 <w:i w:val="0"/>
                 <w:sz w:val="26"/>
@@ -118,10 +133,15 @@
               <w:spacing w:line="360" w:lineRule="auto" w:after="40"/>
               <w:jc w:val="left"/>
             </w:pPr>
-            <w:r/>
-            <w:r>
-              <w:rPr>
-                <w:rFonts w:ascii="Times New Roman" w:hAnsi="Times New Roman" w:eastAsia="Times New Roman"/>
+            <w:r>
+              <w:rPr>
+                <w:rFonts w:ascii="Times New Roman" w:hAnsi="Times New Roman" w:cs="Times New Roman"/>
+                <w:sz w:val="26"/>
+              </w:rPr>
+            </w:r>
+            <w:r>
+              <w:rPr>
+                <w:rFonts w:ascii="Times New Roman" w:hAnsi="Times New Roman" w:eastAsia="Times New Roman" w:cs="Times New Roman"/>
                 <w:b w:val="0"/>
                 <w:i w:val="0"/>
                 <w:sz w:val="26"/>
@@ -136,7 +156,7 @@
             </w:pPr>
             <w:r>
               <w:rPr>
-                <w:rFonts w:ascii="Times New Roman" w:hAnsi="Times New Roman" w:eastAsia="Times New Roman"/>
+                <w:rFonts w:ascii="Times New Roman" w:hAnsi="Times New Roman" w:eastAsia="Times New Roman" w:cs="Times New Roman"/>
                 <w:b w:val="0"/>
                 <w:i w:val="0"/>
                 <w:sz w:val="26"/>
@@ -151,7 +171,7 @@
             </w:pPr>
             <w:r>
               <w:rPr>
-                <w:rFonts w:ascii="Times New Roman" w:hAnsi="Times New Roman" w:eastAsia="Times New Roman"/>
+                <w:rFonts w:ascii="Times New Roman" w:hAnsi="Times New Roman" w:eastAsia="Times New Roman" w:cs="Times New Roman"/>
                 <w:b w:val="0"/>
                 <w:i w:val="0"/>
                 <w:sz w:val="26"/>
@@ -169,10 +189,10 @@
       </w:pPr>
       <w:r>
         <w:rPr>
-          <w:rFonts w:ascii="Times New Roman" w:hAnsi="Times New Roman" w:eastAsia="Times New Roman"/>
+          <w:rFonts w:ascii="Times New Roman" w:hAnsi="Times New Roman" w:eastAsia="Times New Roman" w:cs="Times New Roman"/>
           <w:b/>
           <w:i w:val="0"/>
-          <w:sz w:val="28"/>
+          <w:sz w:val="26"/>
         </w:rPr>
         <w:t>KẾ HOẠCH DẠY HỌC MÔN TIN HỌC</w:t>
       </w:r>
@@ -184,7 +204,7 @@
       </w:pPr>
       <w:r>
         <w:rPr>
-          <w:rFonts w:ascii="Times New Roman" w:hAnsi="Times New Roman" w:eastAsia="Times New Roman"/>
+          <w:rFonts w:ascii="Times New Roman" w:hAnsi="Times New Roman" w:eastAsia="Times New Roman" w:cs="Times New Roman"/>
           <w:b/>
           <w:i w:val="0"/>
           <w:sz w:val="26"/>
@@ -206,7 +226,7 @@
       </w:pPr>
       <w:r>
         <w:rPr>
-          <w:rFonts w:ascii="Times New Roman" w:hAnsi="Times New Roman" w:eastAsia="Times New Roman"/>
+          <w:rFonts w:ascii="Times New Roman" w:hAnsi="Times New Roman" w:eastAsia="Times New Roman" w:cs="Times New Roman"/>
           <w:b/>
           <w:i w:val="0"/>
           <w:sz w:val="26"/>
@@ -222,7 +242,7 @@
       </w:pPr>
       <w:r>
         <w:rPr>
-          <w:rFonts w:ascii="Times New Roman" w:hAnsi="Times New Roman" w:eastAsia="Times New Roman"/>
+          <w:rFonts w:ascii="Times New Roman" w:hAnsi="Times New Roman" w:eastAsia="Times New Roman" w:cs="Times New Roman"/>
           <w:b w:val="0"/>
           <w:i w:val="0"/>
           <w:sz w:val="26"/>
@@ -238,7 +258,7 @@
       </w:pPr>
       <w:r>
         <w:rPr>
-          <w:rFonts w:ascii="Times New Roman" w:hAnsi="Times New Roman" w:eastAsia="Times New Roman"/>
+          <w:rFonts w:ascii="Times New Roman" w:hAnsi="Times New Roman" w:eastAsia="Times New Roman" w:cs="Times New Roman"/>
           <w:b w:val="0"/>
           <w:i w:val="0"/>
           <w:sz w:val="26"/>
@@ -254,7 +274,7 @@
       </w:pPr>
       <w:r>
         <w:rPr>
-          <w:rFonts w:ascii="Times New Roman" w:hAnsi="Times New Roman" w:eastAsia="Times New Roman"/>
+          <w:rFonts w:ascii="Times New Roman" w:hAnsi="Times New Roman" w:eastAsia="Times New Roman" w:cs="Times New Roman"/>
           <w:b w:val="0"/>
           <w:i w:val="0"/>
           <w:sz w:val="26"/>
@@ -270,7 +290,7 @@
       </w:pPr>
       <w:r>
         <w:rPr>
-          <w:rFonts w:ascii="Times New Roman" w:hAnsi="Times New Roman" w:eastAsia="Times New Roman"/>
+          <w:rFonts w:ascii="Times New Roman" w:hAnsi="Times New Roman" w:eastAsia="Times New Roman" w:cs="Times New Roman"/>
           <w:b/>
           <w:i w:val="0"/>
           <w:sz w:val="26"/>
@@ -286,13 +306,21 @@
       </w:pPr>
       <w:r>
         <w:rPr>
-          <w:rFonts w:ascii="Times New Roman" w:hAnsi="Times New Roman" w:eastAsia="Times New Roman"/>
+          <w:rFonts w:ascii="Times New Roman" w:hAnsi="Times New Roman" w:eastAsia="Times New Roman" w:cs="Times New Roman"/>
           <w:b w:val="0"/>
           <w:i w:val="0"/>
           <w:sz w:val="26"/>
         </w:rPr>
         <w:t>- Chăm chỉ: Hăng hái tham gia hoạt động tìm hiểu bài học, kiên trì thực hành theo hướng dẫn. (Đạt được thông qua Hoạt động 2, Hoạt động 3)</w:t>
       </w:r>
+      <w:r>
+        <w:rPr>
+          <w:rFonts w:ascii="Times New Roman" w:hAnsi="Times New Roman" w:cs="Times New Roman"/>
+          <w:i/>
+          <w:sz w:val="26"/>
+        </w:rPr>
+        <w:t xml:space="preserve"> (Trang SGK: 16 - 19 (Kết nối tri thức))</w:t>
+      </w:r>
     </w:p>
     <w:p>
       <w:pPr>
@@ -302,7 +330,7 @@
       </w:pPr>
       <w:r>
         <w:rPr>
-          <w:rFonts w:ascii="Times New Roman" w:hAnsi="Times New Roman" w:eastAsia="Times New Roman"/>
+          <w:rFonts w:ascii="Times New Roman" w:hAnsi="Times New Roman" w:eastAsia="Times New Roman" w:cs="Times New Roman"/>
           <w:b w:val="0"/>
           <w:i w:val="0"/>
           <w:sz w:val="26"/>
@@ -318,7 +346,7 @@
       </w:pPr>
       <w:r>
         <w:rPr>
-          <w:rFonts w:ascii="Times New Roman" w:hAnsi="Times New Roman" w:eastAsia="Times New Roman"/>
+          <w:rFonts w:ascii="Times New Roman" w:hAnsi="Times New Roman" w:eastAsia="Times New Roman" w:cs="Times New Roman"/>
           <w:b w:val="0"/>
           <w:i w:val="0"/>
           <w:sz w:val="26"/>
@@ -334,7 +362,7 @@
       </w:pPr>
       <w:r>
         <w:rPr>
-          <w:rFonts w:ascii="Times New Roman" w:hAnsi="Times New Roman" w:eastAsia="Times New Roman"/>
+          <w:rFonts w:ascii="Times New Roman" w:hAnsi="Times New Roman" w:eastAsia="Times New Roman" w:cs="Times New Roman"/>
           <w:b/>
           <w:i w:val="0"/>
           <w:sz w:val="26"/>
@@ -350,7 +378,7 @@
       </w:pPr>
       <w:r>
         <w:rPr>
-          <w:rFonts w:ascii="Times New Roman" w:hAnsi="Times New Roman" w:eastAsia="Times New Roman"/>
+          <w:rFonts w:ascii="Times New Roman" w:hAnsi="Times New Roman" w:eastAsia="Times New Roman" w:cs="Times New Roman"/>
           <w:b/>
           <w:i w:val="0"/>
           <w:sz w:val="26"/>
@@ -366,7 +394,7 @@
       </w:pPr>
       <w:r>
         <w:rPr>
-          <w:rFonts w:ascii="Times New Roman" w:hAnsi="Times New Roman" w:eastAsia="Times New Roman"/>
+          <w:rFonts w:ascii="Times New Roman" w:hAnsi="Times New Roman" w:eastAsia="Times New Roman" w:cs="Times New Roman"/>
           <w:b w:val="0"/>
           <w:i w:val="0"/>
           <w:sz w:val="26"/>
@@ -382,7 +410,7 @@
       </w:pPr>
       <w:r>
         <w:rPr>
-          <w:rFonts w:ascii="Times New Roman" w:hAnsi="Times New Roman" w:eastAsia="Times New Roman"/>
+          <w:rFonts w:ascii="Times New Roman" w:hAnsi="Times New Roman" w:eastAsia="Times New Roman" w:cs="Times New Roman"/>
           <w:b w:val="0"/>
           <w:i w:val="0"/>
           <w:sz w:val="26"/>
@@ -398,7 +426,7 @@
       </w:pPr>
       <w:r>
         <w:rPr>
-          <w:rFonts w:ascii="Times New Roman" w:hAnsi="Times New Roman" w:eastAsia="Times New Roman"/>
+          <w:rFonts w:ascii="Times New Roman" w:hAnsi="Times New Roman" w:eastAsia="Times New Roman" w:cs="Times New Roman"/>
           <w:b/>
           <w:i w:val="0"/>
           <w:sz w:val="26"/>
@@ -414,7 +442,7 @@
       </w:pPr>
       <w:r>
         <w:rPr>
-          <w:rFonts w:ascii="Times New Roman" w:hAnsi="Times New Roman" w:eastAsia="Times New Roman"/>
+          <w:rFonts w:ascii="Times New Roman" w:hAnsi="Times New Roman" w:eastAsia="Times New Roman" w:cs="Times New Roman"/>
           <w:b w:val="0"/>
           <w:i w:val="0"/>
           <w:sz w:val="26"/>
@@ -430,7 +458,7 @@
       </w:pPr>
       <w:r>
         <w:rPr>
-          <w:rFonts w:ascii="Times New Roman" w:hAnsi="Times New Roman" w:eastAsia="Times New Roman"/>
+          <w:rFonts w:ascii="Times New Roman" w:hAnsi="Times New Roman" w:eastAsia="Times New Roman" w:cs="Times New Roman"/>
           <w:b/>
           <w:i w:val="0"/>
           <w:sz w:val="26"/>
@@ -446,7 +474,7 @@
       </w:pPr>
       <w:r>
         <w:rPr>
-          <w:rFonts w:ascii="Times New Roman" w:hAnsi="Times New Roman" w:eastAsia="Times New Roman"/>
+          <w:rFonts w:ascii="Times New Roman" w:hAnsi="Times New Roman" w:eastAsia="Times New Roman" w:cs="Times New Roman"/>
           <w:b w:val="0"/>
           <w:i w:val="0"/>
           <w:sz w:val="26"/>
@@ -462,7 +490,7 @@
       </w:pPr>
       <w:r>
         <w:rPr>
-          <w:rFonts w:ascii="Times New Roman" w:hAnsi="Times New Roman" w:eastAsia="Times New Roman"/>
+          <w:rFonts w:ascii="Times New Roman" w:hAnsi="Times New Roman" w:eastAsia="Times New Roman" w:cs="Times New Roman"/>
           <w:b w:val="0"/>
           <w:i w:val="0"/>
           <w:sz w:val="26"/>
@@ -472,13 +500,87 @@
     </w:p>
     <w:p>
       <w:pPr>
+        <w:spacing w:before="80" w:after="40"/>
+        <w:ind w:left="360" w:firstLine="0"/>
+      </w:pPr>
+      <w:r>
+        <w:rPr>
+          <w:rFonts w:ascii="Times New Roman" w:hAnsi="Times New Roman" w:cs="Times New Roman"/>
+          <w:b/>
+          <w:sz w:val="26"/>
+        </w:rPr>
+        <w:t>2.4. Năng lực Trí tuệ nhân tạo (AI) được phát triển:</w:t>
+      </w:r>
+    </w:p>
+    <w:p>
+      <w:pPr>
+        <w:spacing w:before="40" w:after="40"/>
+        <w:ind w:left="720" w:hanging="360"/>
+      </w:pPr>
+      <w:r>
+        <w:rPr>
+          <w:rFonts w:ascii="Times New Roman" w:hAnsi="Times New Roman" w:cs="Times New Roman"/>
+          <w:b w:val="0"/>
+          <w:sz w:val="26"/>
+        </w:rPr>
+        <w:t xml:space="preserve">- </w:t>
+      </w:r>
+      <w:r>
+        <w:rPr>
+          <w:rFonts w:ascii="Times New Roman" w:hAnsi="Times New Roman" w:cs="Times New Roman"/>
+          <w:b/>
+          <w:sz w:val="26"/>
+        </w:rPr>
+        <w:t xml:space="preserve">4.A1.1: </w:t>
+      </w:r>
+      <w:r>
+        <w:rPr>
+          <w:rFonts w:ascii="Times New Roman" w:hAnsi="Times New Roman" w:cs="Times New Roman"/>
+          <w:b w:val="0"/>
+          <w:sz w:val="26"/>
+        </w:rPr>
+        <w:t>Nhận biết được các dạng thông tin đa phương tiện (văn bản, hình ảnh, âm thanh, video, liên kết) trên trang web (Đạt được thông qua Hoạt động 2).</w:t>
+      </w:r>
+    </w:p>
+    <w:p>
+      <w:pPr>
+        <w:spacing w:before="40" w:after="40"/>
+        <w:ind w:left="720" w:hanging="360"/>
+      </w:pPr>
+      <w:r>
+        <w:rPr>
+          <w:rFonts w:ascii="Times New Roman" w:hAnsi="Times New Roman" w:cs="Times New Roman"/>
+          <w:b w:val="0"/>
+          <w:sz w:val="26"/>
+        </w:rPr>
+        <w:t xml:space="preserve">- </w:t>
+      </w:r>
+      <w:r>
+        <w:rPr>
+          <w:rFonts w:ascii="Times New Roman" w:hAnsi="Times New Roman" w:cs="Times New Roman"/>
+          <w:b/>
+          <w:sz w:val="26"/>
+        </w:rPr>
+        <w:t xml:space="preserve">4.C2.1: </w:t>
+      </w:r>
+      <w:r>
+        <w:rPr>
+          <w:rFonts w:ascii="Times New Roman" w:hAnsi="Times New Roman" w:cs="Times New Roman"/>
+          <w:b w:val="0"/>
+          <w:sz w:val="26"/>
+        </w:rPr>
+        <w:t>Biết rằng Internet chứa nguồn thông tin khổng lồ và các hệ thống gợi ý thông tin thông minh (Đạt được thông qua Hoạt động 2, Hoạt động 3).</w:t>
+      </w:r>
+    </w:p>
+    <w:p>
+      <w:pPr>
         <w:spacing w:line="360" w:lineRule="auto" w:after="60" w:before="0"/>
         <w:ind w:firstLine="0"/>
         <w:jc w:val="both"/>
       </w:pPr>
       <w:r>
         <w:rPr>
-          <w:rFonts w:ascii="Times New Roman" w:hAnsi="Times New Roman" w:eastAsia="Times New Roman"/>
+          <w:rFonts w:ascii="Times New Roman" w:hAnsi="Times New Roman" w:eastAsia="Times New Roman" w:cs="Times New Roman"/>
           <w:b/>
           <w:i w:val="0"/>
           <w:sz w:val="26"/>
@@ -494,7 +596,7 @@
       </w:pPr>
       <w:r>
         <w:rPr>
-          <w:rFonts w:ascii="Times New Roman" w:hAnsi="Times New Roman" w:eastAsia="Times New Roman"/>
+          <w:rFonts w:ascii="Times New Roman" w:hAnsi="Times New Roman" w:eastAsia="Times New Roman" w:cs="Times New Roman"/>
           <w:b w:val="0"/>
           <w:i w:val="0"/>
           <w:sz w:val="26"/>
@@ -510,7 +612,7 @@
       </w:pPr>
       <w:r>
         <w:rPr>
-          <w:rFonts w:ascii="Times New Roman" w:hAnsi="Times New Roman" w:eastAsia="Times New Roman"/>
+          <w:rFonts w:ascii="Times New Roman" w:hAnsi="Times New Roman" w:eastAsia="Times New Roman" w:cs="Times New Roman"/>
           <w:b w:val="0"/>
           <w:i w:val="0"/>
           <w:sz w:val="26"/>
@@ -526,7 +628,7 @@
       </w:pPr>
       <w:r>
         <w:rPr>
-          <w:rFonts w:ascii="Times New Roman" w:hAnsi="Times New Roman" w:eastAsia="Times New Roman"/>
+          <w:rFonts w:ascii="Times New Roman" w:hAnsi="Times New Roman" w:eastAsia="Times New Roman" w:cs="Times New Roman"/>
           <w:b/>
           <w:i w:val="0"/>
           <w:sz w:val="26"/>
@@ -542,7 +644,7 @@
       </w:pPr>
       <w:r>
         <w:rPr>
-          <w:rFonts w:ascii="Times New Roman" w:hAnsi="Times New Roman" w:eastAsia="Times New Roman"/>
+          <w:rFonts w:ascii="Times New Roman" w:hAnsi="Times New Roman" w:eastAsia="Times New Roman" w:cs="Times New Roman"/>
           <w:b w:val="0"/>
           <w:i w:val="0"/>
           <w:sz w:val="26"/>
@@ -558,7 +660,7 @@
       </w:pPr>
       <w:r>
         <w:rPr>
-          <w:rFonts w:ascii="Times New Roman" w:hAnsi="Times New Roman" w:eastAsia="Times New Roman"/>
+          <w:rFonts w:ascii="Times New Roman" w:hAnsi="Times New Roman" w:eastAsia="Times New Roman" w:cs="Times New Roman"/>
           <w:b w:val="0"/>
           <w:i w:val="0"/>
           <w:sz w:val="26"/>
@@ -574,7 +676,7 @@
       </w:pPr>
       <w:r>
         <w:rPr>
-          <w:rFonts w:ascii="Times New Roman" w:hAnsi="Times New Roman" w:eastAsia="Times New Roman"/>
+          <w:rFonts w:ascii="Times New Roman" w:hAnsi="Times New Roman" w:eastAsia="Times New Roman" w:cs="Times New Roman"/>
           <w:b/>
           <w:i w:val="0"/>
           <w:sz w:val="26"/>
@@ -616,10 +718,15 @@
               <w:spacing w:line="360" w:lineRule="auto" w:after="40"/>
               <w:jc w:val="center"/>
             </w:pPr>
-            <w:r/>
-            <w:r>
-              <w:rPr>
-                <w:rFonts w:ascii="Times New Roman" w:hAnsi="Times New Roman" w:eastAsia="Times New Roman"/>
+            <w:r>
+              <w:rPr>
+                <w:rFonts w:ascii="Times New Roman" w:hAnsi="Times New Roman" w:cs="Times New Roman"/>
+                <w:sz w:val="26"/>
+              </w:rPr>
+            </w:r>
+            <w:r>
+              <w:rPr>
+                <w:rFonts w:ascii="Times New Roman" w:hAnsi="Times New Roman" w:eastAsia="Times New Roman" w:cs="Times New Roman"/>
                 <w:b/>
                 <w:i w:val="0"/>
                 <w:sz w:val="26"/>
@@ -643,10 +750,15 @@
               <w:spacing w:line="360" w:lineRule="auto" w:after="40"/>
               <w:jc w:val="center"/>
             </w:pPr>
-            <w:r/>
-            <w:r>
-              <w:rPr>
-                <w:rFonts w:ascii="Times New Roman" w:hAnsi="Times New Roman" w:eastAsia="Times New Roman"/>
+            <w:r>
+              <w:rPr>
+                <w:rFonts w:ascii="Times New Roman" w:hAnsi="Times New Roman" w:cs="Times New Roman"/>
+                <w:sz w:val="26"/>
+              </w:rPr>
+            </w:r>
+            <w:r>
+              <w:rPr>
+                <w:rFonts w:ascii="Times New Roman" w:hAnsi="Times New Roman" w:eastAsia="Times New Roman" w:cs="Times New Roman"/>
                 <w:b/>
                 <w:i w:val="0"/>
                 <w:sz w:val="26"/>
@@ -673,7 +785,6 @@
               <w:spacing w:line="360" w:lineRule="auto" w:after="40"/>
               <w:jc w:val="left"/>
             </w:pPr>
-            <w:r/>
             <w:r>
               <w:rPr>
                 <w:rFonts w:ascii="Times New Roman" w:hAnsi="Times New Roman" w:eastAsia="Times New Roman"/>
@@ -685,18 +796,25 @@
             </w:r>
           </w:p>
           <w:p>
-            <w:pPr>
-              <w:spacing w:line="360" w:lineRule="auto" w:after="40"/>
-              <w:jc w:val="left"/>
-            </w:pPr>
             <w:r>
               <w:rPr>
                 <w:rFonts w:ascii="Times New Roman" w:hAnsi="Times New Roman" w:eastAsia="Times New Roman"/>
                 <w:b/>
-                <w:i w:val="0"/>
-                <w:sz w:val="26"/>
-              </w:rPr>
-              <w:t>*Mục tiêu: Kích hoạt hứng thú, tạo tình huống kết nối vào bài học Bài 3: Thông tin trên trang Web (Tiết 2).</w:t>
+                <w:i/>
+                <w:sz w:val="26"/>
+              </w:rPr>
+              <w:t>*Mục tiêu: Ôn tập kiến thức đã học về thông tin trên trang web, kích hoạt hứng thú vào phần luyện tập-thực hành.</w:t>
+            </w:r>
+          </w:p>
+          <w:p>
+            <w:r>
+              <w:rPr>
+                <w:rFonts w:ascii="Times New Roman" w:hAnsi="Times New Roman" w:eastAsia="Times New Roman"/>
+                <w:b/>
+                <w:i w:val="0"/>
+                <w:sz w:val="26"/>
+              </w:rPr>
+              <w:t>* Ghi nhớ / Chốt kiến thức (Trang SGK: 14 - 19, Kết nối tri thức): Trên trang web có các loại thông tin chính: văn bản, hình ảnh, âm thanh và siêu liên kết. Cần cẩn trọng khi truy cập trang web không phù hợp lứa tuổi.</w:t>
             </w:r>
           </w:p>
         </w:tc>
@@ -717,22 +835,38 @@
               <w:spacing w:line="360" w:lineRule="auto" w:after="40"/>
               <w:jc w:val="left"/>
             </w:pPr>
-            <w:r/>
-            <w:r>
-              <w:rPr>
-                <w:rFonts w:ascii="Times New Roman" w:hAnsi="Times New Roman" w:eastAsia="Times New Roman"/>
-                <w:b w:val="0"/>
-                <w:i w:val="0"/>
-                <w:sz w:val="26"/>
-              </w:rPr>
-              <w:t>GV: Chiếu hình ảnh/video liên quan đến Bài 3: Thông tin trên trang Web (Tiết 2). Đặt câu hỏi gợi mở.</w:t>
-            </w:r>
-          </w:p>
-          <w:p>
-            <w:pPr>
-              <w:spacing w:line="360" w:lineRule="auto" w:after="40"/>
-              <w:jc w:val="left"/>
-            </w:pPr>
+            <w:r>
+              <w:rPr>
+                <w:rFonts w:ascii="Times New Roman" w:hAnsi="Times New Roman" w:eastAsia="Times New Roman"/>
+                <w:b w:val="0"/>
+                <w:i w:val="0"/>
+                <w:sz w:val="26"/>
+              </w:rPr>
+            </w:r>
+          </w:p>
+          <w:p>
+            <w:r>
+              <w:rPr>
+                <w:rFonts w:ascii="Times New Roman" w:hAnsi="Times New Roman" w:eastAsia="Times New Roman"/>
+                <w:b w:val="0"/>
+                <w:i w:val="0"/>
+                <w:sz w:val="26"/>
+              </w:rPr>
+              <w:t>GV: Tổ chức trò chơi "Đố vui": GV chiếu lần lượt 3-4 ảnh chụp từ các trang web khác nhau.</w:t>
+            </w:r>
+          </w:p>
+          <w:p>
+            <w:r>
+              <w:rPr>
+                <w:rFonts w:ascii="Times New Roman" w:hAnsi="Times New Roman" w:eastAsia="Times New Roman"/>
+                <w:b w:val="0"/>
+                <w:i w:val="0"/>
+                <w:sz w:val="26"/>
+              </w:rPr>
+              <w:t>- GV hỏi: Trên mỗi trang web, em nhìn thấy những loại thông tin nào? (văn bản, hình ảnh, video, siêu liên kết)</w:t>
+            </w:r>
+          </w:p>
+          <w:p>
             <w:r>
               <w:rPr>
                 <w:rFonts w:ascii="Times New Roman" w:hAnsi="Times New Roman" w:eastAsia="Times New Roman"/>
@@ -744,63 +878,14 @@
             </w:r>
           </w:p>
           <w:p>
-            <w:pPr>
-              <w:spacing w:line="360" w:lineRule="auto" w:after="40"/>
-              <w:jc w:val="left"/>
-            </w:pPr>
-            <w:r>
-              <w:rPr>
-                <w:rFonts w:ascii="Times New Roman" w:hAnsi="Times New Roman" w:eastAsia="Times New Roman"/>
-                <w:b w:val="0"/>
-                <w:i w:val="0"/>
-                <w:sz w:val="26"/>
-              </w:rPr>
-              <w:t>- GV nhận xét, dẫn dắt vào bài mới.</w:t>
-            </w:r>
-          </w:p>
-          <w:p>
-            <w:pPr>
-              <w:spacing w:line="360" w:lineRule="auto" w:after="40"/>
-              <w:jc w:val="left"/>
-            </w:pPr>
-            <w:r>
-              <w:rPr>
-                <w:rFonts w:ascii="Times New Roman" w:hAnsi="Times New Roman" w:eastAsia="Times New Roman"/>
-                <w:b w:val="0"/>
-                <w:i w:val="0"/>
-                <w:sz w:val="26"/>
-              </w:rPr>
-              <w:t>HS: Quan sát, suy nghĩ, trả lời câu hỏi.</w:t>
-            </w:r>
-          </w:p>
-          <w:p>
-            <w:pPr>
-              <w:spacing w:line="360" w:lineRule="auto" w:after="40"/>
-              <w:jc w:val="left"/>
-            </w:pPr>
-            <w:r>
-              <w:rPr>
-                <w:rFonts w:ascii="Times New Roman" w:hAnsi="Times New Roman" w:eastAsia="Times New Roman"/>
-                <w:b w:val="0"/>
-                <w:i w:val="0"/>
-                <w:sz w:val="26"/>
-              </w:rPr>
-              <w:t>- Thảo luận nhanh nhóm đôi.</w:t>
-            </w:r>
-          </w:p>
-          <w:p>
-            <w:pPr>
-              <w:spacing w:line="360" w:lineRule="auto" w:after="40"/>
-              <w:jc w:val="left"/>
-            </w:pPr>
-            <w:r>
-              <w:rPr>
-                <w:rFonts w:ascii="Times New Roman" w:hAnsi="Times New Roman" w:eastAsia="Times New Roman"/>
-                <w:b w:val="0"/>
-                <w:i w:val="0"/>
-                <w:sz w:val="26"/>
-              </w:rPr>
-              <w:t>- Mở SGK chuẩn bị bài.</w:t>
+            <w:r>
+              <w:rPr>
+                <w:rFonts w:ascii="Times New Roman" w:hAnsi="Times New Roman" w:eastAsia="Times New Roman"/>
+                <w:b w:val="0"/>
+                <w:i w:val="0"/>
+                <w:sz w:val="26"/>
+              </w:rPr>
+              <w:t>- GV nhận xét, dẫn dắt: Hôm nay chúng ta sẽ luyện tập phân biệt các loại thông tin trên trang web và học cách truy cập an toàn – Bài 3: Thông tin trên trang Web (Tiết 2).</w:t>
             </w:r>
           </w:p>
         </w:tc>
@@ -819,7 +904,16 @@
               <w:spacing w:line="360" w:lineRule="auto" w:after="40"/>
               <w:jc w:val="left"/>
             </w:pPr>
-            <w:r/>
+            <w:r>
+              <w:rPr>
+                <w:rFonts w:ascii="Times New Roman" w:hAnsi="Times New Roman" w:eastAsia="Times New Roman"/>
+                <w:b w:val="0"/>
+                <w:i w:val="0"/>
+                <w:sz w:val="26"/>
+              </w:rPr>
+            </w:r>
+          </w:p>
+          <w:p>
             <w:r>
               <w:rPr>
                 <w:rFonts w:ascii="Times New Roman" w:hAnsi="Times New Roman" w:eastAsia="Times New Roman"/>
@@ -831,18 +925,25 @@
             </w:r>
           </w:p>
           <w:p>
-            <w:pPr>
-              <w:spacing w:line="360" w:lineRule="auto" w:after="40"/>
-              <w:jc w:val="left"/>
-            </w:pPr>
-            <w:r>
-              <w:rPr>
-                <w:rFonts w:ascii="Times New Roman" w:hAnsi="Times New Roman" w:eastAsia="Times New Roman"/>
-                <w:b w:val="0"/>
-                <w:i w:val="0"/>
-                <w:sz w:val="26"/>
-              </w:rPr>
-              <w:t>HS hứng thú với nội dung mới.</w:t>
+            <w:r>
+              <w:rPr>
+                <w:rFonts w:ascii="Times New Roman" w:hAnsi="Times New Roman" w:eastAsia="Times New Roman"/>
+                <w:b w:val="0"/>
+                <w:i w:val="0"/>
+                <w:sz w:val="26"/>
+              </w:rPr>
+              <w:t>- HS quan sát và trả lời: Văn bản (chữ viết), hình ảnh (ảnh, biểu đồ), video (có nút play), siêu liên kết (chữ màu xanh, gạch chân).</w:t>
+            </w:r>
+          </w:p>
+          <w:p>
+            <w:r>
+              <w:rPr>
+                <w:rFonts w:ascii="Times New Roman" w:hAnsi="Times New Roman" w:eastAsia="Times New Roman"/>
+                <w:b w:val="0"/>
+                <w:i w:val="0"/>
+                <w:sz w:val="26"/>
+              </w:rPr>
+              <w:t>- HS lắng nghe, mở SGK trang 17.</w:t>
             </w:r>
           </w:p>
         </w:tc>
@@ -864,7 +965,6 @@
               <w:spacing w:line="360" w:lineRule="auto" w:after="40"/>
               <w:jc w:val="left"/>
             </w:pPr>
-            <w:r/>
             <w:r>
               <w:rPr>
                 <w:rFonts w:ascii="Times New Roman" w:hAnsi="Times New Roman" w:eastAsia="Times New Roman"/>
@@ -876,18 +976,24 @@
             </w:r>
           </w:p>
           <w:p>
-            <w:pPr>
-              <w:spacing w:line="360" w:lineRule="auto" w:after="40"/>
-              <w:jc w:val="left"/>
-            </w:pPr>
             <w:r>
               <w:rPr>
                 <w:rFonts w:ascii="Times New Roman" w:hAnsi="Times New Roman" w:eastAsia="Times New Roman"/>
                 <w:b/>
-                <w:i w:val="0"/>
-                <w:sz w:val="26"/>
-              </w:rPr>
-              <w:t>*Mục tiêu: HS nắm được các khái niệm, quy trình và thao tác kỹ thuật của bài Bài 3: Thông tin trên trang Web (Tiết 2).</w:t>
+                <w:i/>
+                <w:sz w:val="26"/>
+              </w:rPr>
+              <w:t>*Mục tiêu: HS phân biệt được siêu liên kết trên trang web; nhận biết các dạng thông tin: văn bản, hình ảnh, âm thanh, video; biết tác hại của việc truy cập trang web không phù hợp.</w:t>
+            </w:r>
+          </w:p>
+          <w:p>
+            <w:r>
+              <w:rPr>
+                <w:rFonts w:ascii="Times New Roman" w:hAnsi="Times New Roman" w:eastAsia="Times New Roman"/>
+                <w:b w:val="0"/>
+                <w:i w:val="0"/>
+                <w:sz w:val="26"/>
+              </w:rPr>
             </w:r>
           </w:p>
         </w:tc>
@@ -908,90 +1014,195 @@
               <w:spacing w:line="360" w:lineRule="auto" w:after="40"/>
               <w:jc w:val="left"/>
             </w:pPr>
-            <w:r/>
-            <w:r>
-              <w:rPr>
-                <w:rFonts w:ascii="Times New Roman" w:hAnsi="Times New Roman" w:eastAsia="Times New Roman"/>
-                <w:b w:val="0"/>
-                <w:i w:val="0"/>
-                <w:sz w:val="26"/>
-              </w:rPr>
-              <w:t>GV: Hướng dẫn HS đọc SGK, trình chiếu thao tác mẫu.</w:t>
+            <w:r>
+              <w:rPr>
+                <w:rFonts w:ascii="Times New Roman" w:hAnsi="Times New Roman" w:eastAsia="Times New Roman"/>
+                <w:b/>
+                <w:i/>
+                <w:sz w:val="26"/>
+              </w:rPr>
+              <w:t>Nội dung 1: Ôn tập siêu liên kết và các dạng thông tin (8 phút)</w:t>
+            </w:r>
+          </w:p>
+          <w:p>
+            <w:r>
+              <w:rPr>
+                <w:rFonts w:ascii="Times New Roman" w:hAnsi="Times New Roman" w:eastAsia="Times New Roman"/>
+                <w:b w:val="0"/>
+                <w:i w:val="0"/>
+                <w:sz w:val="26"/>
+              </w:rPr>
+              <w:t>GV: Chiếu Hình 7, 8 (SGK tr.14-15) – trang web tìm kiếm về Tết Trung thu.</w:t>
+            </w:r>
+          </w:p>
+          <w:p>
+            <w:r>
+              <w:rPr>
+                <w:rFonts w:ascii="Times New Roman" w:hAnsi="Times New Roman" w:eastAsia="Times New Roman"/>
+                <w:b w:val="0"/>
+                <w:i w:val="0"/>
+                <w:sz w:val="26"/>
+              </w:rPr>
+              <w:t>- GV nhắc lại: Trên trang web, khi con trỏ chuột di chuyển đến một vị trí và hình dạng con trỏ thay đổi thành hình bàn tay 👆, vị trí đó chứa siêu liên kết.</w:t>
+            </w:r>
+          </w:p>
+          <w:p>
+            <w:r>
+              <w:rPr>
+                <w:rFonts w:ascii="Times New Roman" w:hAnsi="Times New Roman" w:eastAsia="Times New Roman"/>
+                <w:b w:val="0"/>
+                <w:i w:val="0"/>
+                <w:sz w:val="26"/>
+              </w:rPr>
+              <w:t>- GV yêu cầu HS thảo luận nhóm 4: Quan sát Hình 7 (SGK tr.14), cho biết những vị trí nào có chứa siêu liên kết?</w:t>
+            </w:r>
+          </w:p>
+          <w:p>
+            <w:r>
+              <w:rPr>
+                <w:rFonts w:ascii="Times New Roman" w:hAnsi="Times New Roman" w:eastAsia="Times New Roman"/>
+                <w:b w:val="0"/>
+                <w:i w:val="0"/>
+                <w:sz w:val="26"/>
+              </w:rPr>
+              <w:t>- GV gọi 1-2 nhóm trình bày. HS khác nhận xét.</w:t>
+            </w:r>
+          </w:p>
+          <w:p>
+            <w:r>
+              <w:rPr>
+                <w:rFonts w:ascii="Times New Roman" w:hAnsi="Times New Roman" w:eastAsia="Times New Roman"/>
+                <w:b w:val="0"/>
+                <w:i w:val="0"/>
+                <w:sz w:val="26"/>
+              </w:rPr>
+              <w:t>- GV chốt: Vị trí có siêu liên kết thường là chữ màu xanh hoặc gạch chân; khi nháy chuột vào sẽ mở trang web mới.</w:t>
+            </w:r>
+          </w:p>
+          <w:p>
+            <w:r>
+              <w:rPr>
+                <w:rFonts w:ascii="Times New Roman" w:hAnsi="Times New Roman" w:eastAsia="Times New Roman"/>
+                <w:b w:val="0"/>
+                <w:i w:val="0"/>
+                <w:sz w:val="26"/>
+              </w:rPr>
+              <w:t>- GV yêu cầu HS nhắc lại 4 loại thông tin chính trên trang web.</w:t>
+            </w:r>
+          </w:p>
+          <w:p>
+            <w:r>
+              <w:rPr>
+                <w:rFonts w:ascii="Times New Roman" w:hAnsi="Times New Roman" w:eastAsia="Times New Roman"/>
+                <w:b w:val="0"/>
+                <w:i w:val="0"/>
+                <w:sz w:val="26"/>
+              </w:rPr>
+            </w:r>
+          </w:p>
+          <w:p>
+            <w:r>
+              <w:rPr>
+                <w:rFonts w:ascii="Times New Roman" w:hAnsi="Times New Roman" w:eastAsia="Times New Roman"/>
+                <w:b/>
+                <w:i/>
+                <w:sz w:val="26"/>
+              </w:rPr>
+              <w:t>Nội dung 2: An toàn khi duyệt web (7 phút)</w:t>
+            </w:r>
+          </w:p>
+          <w:p>
+            <w:r>
+              <w:rPr>
+                <w:rFonts w:ascii="Times New Roman" w:hAnsi="Times New Roman" w:eastAsia="Times New Roman"/>
+                <w:b w:val="0"/>
+                <w:i w:val="0"/>
+                <w:sz w:val="26"/>
+              </w:rPr>
+              <w:t>GV: Đặt câu hỏi (SGK tr.17):</w:t>
+            </w:r>
+          </w:p>
+          <w:p>
+            <w:r>
+              <w:rPr>
+                <w:rFonts w:ascii="Times New Roman" w:hAnsi="Times New Roman" w:eastAsia="Times New Roman"/>
+                <w:b w:val="0"/>
+                <w:i w:val="0"/>
+                <w:sz w:val="26"/>
+              </w:rPr>
+              <w:t xml:space="preserve">  Em hãy kể các tác hại khi cố tình xem thông tin trên trang web không phù hợp với lứa tuổi.</w:t>
+            </w:r>
+          </w:p>
+          <w:p>
+            <w:r>
+              <w:rPr>
+                <w:rFonts w:ascii="Times New Roman" w:hAnsi="Times New Roman" w:eastAsia="Times New Roman"/>
+                <w:b w:val="0"/>
+                <w:i w:val="0"/>
+                <w:sz w:val="26"/>
+              </w:rPr>
+              <w:t>- GV gọi 3-4 HS trả lời.</w:t>
+            </w:r>
+          </w:p>
+          <w:p>
+            <w:r>
+              <w:rPr>
+                <w:rFonts w:ascii="Times New Roman" w:hAnsi="Times New Roman" w:eastAsia="Times New Roman"/>
+                <w:b w:val="0"/>
+                <w:i w:val="0"/>
+                <w:sz w:val="26"/>
+              </w:rPr>
+              <w:t>- GV chốt kiến thức: Truy cập trang web không phù hợp có thể gây hại cho sức khỏe tinh thần, mất tập trung học tập, và có nguy cơ bị lừa đảo trực tuyến.</w:t>
+            </w:r>
+          </w:p>
+          <w:p>
+            <w:r>
+              <w:rPr>
+                <w:rFonts w:ascii="Times New Roman" w:hAnsi="Times New Roman" w:eastAsia="Times New Roman"/>
+                <w:b w:val="0"/>
+                <w:i w:val="0"/>
+                <w:sz w:val="26"/>
+              </w:rPr>
+              <w:t>- GV nhấn mạnh quy tắc: Luôn hỏi ý kiến người lớn trước khi truy cập trang web lạ.</w:t>
             </w:r>
           </w:p>
           <w:p>
             <w:pPr>
-              <w:spacing w:line="360" w:lineRule="auto" w:after="40"/>
-              <w:jc w:val="left"/>
+              <w:jc w:val="center"/>
             </w:pPr>
             <w:r>
-              <w:rPr>
-                <w:rFonts w:ascii="Times New Roman" w:hAnsi="Times New Roman" w:eastAsia="Times New Roman"/>
-                <w:b w:val="0"/>
-                <w:i w:val="0"/>
-                <w:sz w:val="26"/>
-              </w:rPr>
-              <w:t>- Nhấn mạnh các lưu ý và lỗi thường gặp.</w:t>
-            </w:r>
-          </w:p>
-          <w:p>
-            <w:pPr>
-              <w:spacing w:line="360" w:lineRule="auto" w:after="40"/>
-              <w:jc w:val="left"/>
-            </w:pPr>
-            <w:r>
-              <w:rPr>
-                <w:rFonts w:ascii="Times New Roman" w:hAnsi="Times New Roman" w:eastAsia="Times New Roman"/>
-                <w:b w:val="0"/>
-                <w:i w:val="0"/>
-                <w:sz w:val="26"/>
-              </w:rPr>
-              <w:t>- Gọi HS lên thực hiện lại thao tác mẫu.</w:t>
-            </w:r>
-          </w:p>
-          <w:p>
-            <w:pPr>
-              <w:spacing w:line="360" w:lineRule="auto" w:after="40"/>
-              <w:jc w:val="left"/>
-            </w:pPr>
-            <w:r>
-              <w:rPr>
-                <w:rFonts w:ascii="Times New Roman" w:hAnsi="Times New Roman" w:eastAsia="Times New Roman"/>
-                <w:b w:val="0"/>
-                <w:i w:val="0"/>
-                <w:sz w:val="26"/>
-              </w:rPr>
-              <w:t>HS: Theo dõi hướng dẫn, ghi chép kiến thức.</w:t>
-            </w:r>
-          </w:p>
-          <w:p>
-            <w:pPr>
-              <w:spacing w:line="360" w:lineRule="auto" w:after="40"/>
-              <w:jc w:val="left"/>
-            </w:pPr>
-            <w:r>
-              <w:rPr>
-                <w:rFonts w:ascii="Times New Roman" w:hAnsi="Times New Roman" w:eastAsia="Times New Roman"/>
-                <w:b w:val="0"/>
-                <w:i w:val="0"/>
-                <w:sz w:val="26"/>
-              </w:rPr>
-              <w:t>- Đặt câu hỏi khi chưa hiểu.</w:t>
-            </w:r>
-          </w:p>
-          <w:p>
-            <w:pPr>
-              <w:spacing w:line="360" w:lineRule="auto" w:after="40"/>
-              <w:jc w:val="left"/>
-            </w:pPr>
-            <w:r>
-              <w:rPr>
-                <w:rFonts w:ascii="Times New Roman" w:hAnsi="Times New Roman" w:eastAsia="Times New Roman"/>
-                <w:b w:val="0"/>
-                <w:i w:val="0"/>
-                <w:sz w:val="26"/>
-              </w:rPr>
-              <w:t>- Thực hiện thao tác mẫu khi được gọi.</w:t>
+              <w:drawing>
+                <wp:inline xmlns:a="http://schemas.openxmlformats.org/drawingml/2006/main" xmlns:pic="http://schemas.openxmlformats.org/drawingml/2006/picture">
+                  <wp:extent cx="2743200" cy="3850501"/>
+                  <wp:docPr id="1" name="Picture 1"/>
+                  <wp:cNvGraphicFramePr>
+                    <a:graphicFrameLocks noChangeAspect="1"/>
+                  </wp:cNvGraphicFramePr>
+                  <a:graphic>
+                    <a:graphicData uri="http://schemas.openxmlformats.org/drawingml/2006/picture">
+                      <pic:pic>
+                        <pic:nvPicPr>
+                          <pic:cNvPr id="0" name="sgk_page_17.png"/>
+                          <pic:cNvPicPr/>
+                        </pic:nvPicPr>
+                        <pic:blipFill>
+                          <a:blip r:embed="rId16"/>
+                          <a:stretch>
+                            <a:fillRect/>
+                          </a:stretch>
+                        </pic:blipFill>
+                        <pic:spPr>
+                          <a:xfrm>
+                            <a:off x="0" y="0"/>
+                            <a:ext cx="2743200" cy="3850501"/>
+                          </a:xfrm>
+                          <a:prstGeom prst="rect"/>
+                        </pic:spPr>
+                      </pic:pic>
+                    </a:graphicData>
+                  </a:graphic>
+                </wp:inline>
+              </w:drawing>
             </w:r>
           </w:p>
         </w:tc>
@@ -1010,30 +1221,101 @@
               <w:spacing w:line="360" w:lineRule="auto" w:after="40"/>
               <w:jc w:val="left"/>
             </w:pPr>
-            <w:r/>
-            <w:r>
-              <w:rPr>
-                <w:rFonts w:ascii="Times New Roman" w:hAnsi="Times New Roman" w:eastAsia="Times New Roman"/>
-                <w:b w:val="0"/>
-                <w:i w:val="0"/>
-                <w:sz w:val="26"/>
-              </w:rPr>
-              <w:t>HS ghi nhớ kiến thức chuẩn.</w:t>
-            </w:r>
-          </w:p>
-          <w:p>
-            <w:pPr>
-              <w:spacing w:line="360" w:lineRule="auto" w:after="40"/>
-              <w:jc w:val="left"/>
-            </w:pPr>
-            <w:r>
-              <w:rPr>
-                <w:rFonts w:ascii="Times New Roman" w:hAnsi="Times New Roman" w:eastAsia="Times New Roman"/>
-                <w:b w:val="0"/>
-                <w:i w:val="0"/>
-                <w:sz w:val="26"/>
-              </w:rPr>
-              <w:t>HS nắm được quy trình thao tác.</w:t>
+            <w:r>
+              <w:rPr>
+                <w:rFonts w:ascii="Times New Roman" w:hAnsi="Times New Roman" w:eastAsia="Times New Roman"/>
+                <w:b w:val="0"/>
+                <w:i w:val="0"/>
+                <w:sz w:val="26"/>
+              </w:rPr>
+              <w:t>- HS quan sát Hình 7, 8 SGK tr.14-15.</w:t>
+            </w:r>
+          </w:p>
+          <w:p>
+            <w:r>
+              <w:rPr>
+                <w:rFonts w:ascii="Times New Roman" w:hAnsi="Times New Roman" w:eastAsia="Times New Roman"/>
+                <w:b w:val="0"/>
+                <w:i w:val="0"/>
+                <w:sz w:val="26"/>
+              </w:rPr>
+              <w:t>- HS thảo luận nhóm và trả lời: Siêu liên kết ở vị trí "Tết Trung thu" (chữ xanh gạch chân), "Tết Trung thu cho thiếu nhi" (tên video), ảnh kết quả tìm kiếm.</w:t>
+            </w:r>
+          </w:p>
+          <w:p>
+            <w:r>
+              <w:rPr>
+                <w:rFonts w:ascii="Times New Roman" w:hAnsi="Times New Roman" w:eastAsia="Times New Roman"/>
+                <w:b w:val="0"/>
+                <w:i w:val="0"/>
+                <w:sz w:val="26"/>
+              </w:rPr>
+              <w:t>- HS nhắc lại 4 loại: (1) Văn bản, (2) Hình ảnh, (3) Video/Âm thanh, (4) Siêu liên kết.</w:t>
+            </w:r>
+          </w:p>
+          <w:p>
+            <w:r>
+              <w:rPr>
+                <w:rFonts w:ascii="Times New Roman" w:hAnsi="Times New Roman" w:eastAsia="Times New Roman"/>
+                <w:b w:val="0"/>
+                <w:i w:val="0"/>
+                <w:sz w:val="26"/>
+              </w:rPr>
+            </w:r>
+          </w:p>
+          <w:p>
+            <w:r>
+              <w:rPr>
+                <w:rFonts w:ascii="Times New Roman" w:hAnsi="Times New Roman" w:eastAsia="Times New Roman"/>
+                <w:b w:val="0"/>
+                <w:i w:val="0"/>
+                <w:sz w:val="26"/>
+              </w:rPr>
+              <w:t>- HS kể tác hại:</w:t>
+            </w:r>
+          </w:p>
+          <w:p>
+            <w:r>
+              <w:rPr>
+                <w:rFonts w:ascii="Times New Roman" w:hAnsi="Times New Roman" w:eastAsia="Times New Roman"/>
+                <w:b w:val="0"/>
+                <w:i w:val="0"/>
+                <w:sz w:val="26"/>
+              </w:rPr>
+              <w:t xml:space="preserve">  + Ảnh hưởng tâm lý, sợ hãi.</w:t>
+            </w:r>
+          </w:p>
+          <w:p>
+            <w:r>
+              <w:rPr>
+                <w:rFonts w:ascii="Times New Roman" w:hAnsi="Times New Roman" w:eastAsia="Times New Roman"/>
+                <w:b w:val="0"/>
+                <w:i w:val="0"/>
+                <w:sz w:val="26"/>
+              </w:rPr>
+              <w:t xml:space="preserve">  + Mất tập trung, học tập sa sút.</w:t>
+            </w:r>
+          </w:p>
+          <w:p>
+            <w:r>
+              <w:rPr>
+                <w:rFonts w:ascii="Times New Roman" w:hAnsi="Times New Roman" w:eastAsia="Times New Roman"/>
+                <w:b w:val="0"/>
+                <w:i w:val="0"/>
+                <w:sz w:val="26"/>
+              </w:rPr>
+              <w:t xml:space="preserve">  + Bị lừa đảo, mất thông tin cá nhân.</w:t>
+            </w:r>
+          </w:p>
+          <w:p>
+            <w:r>
+              <w:rPr>
+                <w:rFonts w:ascii="Times New Roman" w:hAnsi="Times New Roman" w:eastAsia="Times New Roman"/>
+                <w:b w:val="0"/>
+                <w:i w:val="0"/>
+                <w:sz w:val="26"/>
+              </w:rPr>
+              <w:t>- HS ghi nhớ quy tắc an toàn.</w:t>
             </w:r>
           </w:p>
         </w:tc>
@@ -1055,7 +1337,6 @@
               <w:spacing w:line="360" w:lineRule="auto" w:after="40"/>
               <w:jc w:val="left"/>
             </w:pPr>
-            <w:r/>
             <w:r>
               <w:rPr>
                 <w:rFonts w:ascii="Times New Roman" w:hAnsi="Times New Roman" w:eastAsia="Times New Roman"/>
@@ -1067,18 +1348,24 @@
             </w:r>
           </w:p>
           <w:p>
-            <w:pPr>
-              <w:spacing w:line="360" w:lineRule="auto" w:after="40"/>
-              <w:jc w:val="left"/>
-            </w:pPr>
             <w:r>
               <w:rPr>
                 <w:rFonts w:ascii="Times New Roman" w:hAnsi="Times New Roman" w:eastAsia="Times New Roman"/>
                 <w:b/>
-                <w:i w:val="0"/>
-                <w:sz w:val="26"/>
-              </w:rPr>
-              <w:t>*Mục tiêu: HS rèn kỹ năng thực hành trên máy tính.</w:t>
+                <w:i/>
+                <w:sz w:val="26"/>
+              </w:rPr>
+              <w:t>*Mục tiêu: HS thực hành phân biệt siêu liên kết và ghép loại thông tin trên trang web.</w:t>
+            </w:r>
+          </w:p>
+          <w:p>
+            <w:r>
+              <w:rPr>
+                <w:rFonts w:ascii="Times New Roman" w:hAnsi="Times New Roman" w:eastAsia="Times New Roman"/>
+                <w:b w:val="0"/>
+                <w:i w:val="0"/>
+                <w:sz w:val="26"/>
+              </w:rPr>
             </w:r>
           </w:p>
         </w:tc>
@@ -1099,90 +1386,255 @@
               <w:spacing w:line="360" w:lineRule="auto" w:after="40"/>
               <w:jc w:val="left"/>
             </w:pPr>
-            <w:r/>
-            <w:r>
-              <w:rPr>
-                <w:rFonts w:ascii="Times New Roman" w:hAnsi="Times New Roman" w:eastAsia="Times New Roman"/>
-                <w:b w:val="0"/>
-                <w:i w:val="0"/>
-                <w:sz w:val="26"/>
-              </w:rPr>
-              <w:t>GV: Giao bài tập thực hành trên máy tính.</w:t>
+            <w:r>
+              <w:rPr>
+                <w:rFonts w:ascii="Times New Roman" w:hAnsi="Times New Roman" w:eastAsia="Times New Roman"/>
+                <w:b w:val="0"/>
+                <w:i w:val="0"/>
+                <w:sz w:val="26"/>
+              </w:rPr>
+              <w:t>GV: Bài tập 1 – Siêu liên kết (SGK tr.17):</w:t>
+            </w:r>
+          </w:p>
+          <w:p>
+            <w:r>
+              <w:rPr>
+                <w:rFonts w:ascii="Times New Roman" w:hAnsi="Times New Roman" w:eastAsia="Times New Roman"/>
+                <w:b w:val="0"/>
+                <w:i w:val="0"/>
+                <w:sz w:val="26"/>
+              </w:rPr>
+              <w:t xml:space="preserve">  Sau đây là hình ảnh khi con trỏ chuột di chuyển đến một số vị trí trên trang web mà bạn An đang xem. Em hãy cho biết những vị trí nào có chứa siêu liên kết?</w:t>
+            </w:r>
+          </w:p>
+          <w:p>
+            <w:r>
+              <w:rPr>
+                <w:rFonts w:ascii="Times New Roman" w:hAnsi="Times New Roman" w:eastAsia="Times New Roman"/>
+                <w:b w:val="0"/>
+                <w:i w:val="0"/>
+                <w:sz w:val="26"/>
+              </w:rPr>
+              <w:t xml:space="preserve">  A. Tết Trung thu (con trỏ hình bàn tay)  B. Tết Thiếu nhi (con trỏ hình bàn tay)</w:t>
+            </w:r>
+          </w:p>
+          <w:p>
+            <w:r>
+              <w:rPr>
+                <w:rFonts w:ascii="Times New Roman" w:hAnsi="Times New Roman" w:eastAsia="Times New Roman"/>
+                <w:b w:val="0"/>
+                <w:i w:val="0"/>
+                <w:sz w:val="26"/>
+              </w:rPr>
+              <w:t xml:space="preserve">  C. Hình ảnh (con trỏ hình dấu +)  D. Hình ảnh (con trỏ hình bàn tay)</w:t>
+            </w:r>
+          </w:p>
+          <w:p>
+            <w:r>
+              <w:rPr>
+                <w:rFonts w:ascii="Times New Roman" w:hAnsi="Times New Roman" w:eastAsia="Times New Roman"/>
+                <w:b w:val="0"/>
+                <w:i w:val="0"/>
+                <w:sz w:val="26"/>
+              </w:rPr>
+              <w:t>- GV yêu cầu HS làm cá nhân, giơ bảng đáp án.</w:t>
+            </w:r>
+          </w:p>
+          <w:p>
+            <w:r>
+              <w:rPr>
+                <w:rFonts w:ascii="Times New Roman" w:hAnsi="Times New Roman" w:eastAsia="Times New Roman"/>
+                <w:b w:val="0"/>
+                <w:i w:val="0"/>
+                <w:sz w:val="26"/>
+              </w:rPr>
+              <w:t>- GV chữa bài: A, B, D có siêu liên kết (con trỏ hình bàn tay). C không có (con trỏ hình dấu +).</w:t>
+            </w:r>
+          </w:p>
+          <w:p>
+            <w:r>
+              <w:rPr>
+                <w:rFonts w:ascii="Times New Roman" w:hAnsi="Times New Roman" w:eastAsia="Times New Roman"/>
+                <w:b w:val="0"/>
+                <w:i w:val="0"/>
+                <w:sz w:val="26"/>
+              </w:rPr>
+            </w:r>
+          </w:p>
+          <w:p>
+            <w:r>
+              <w:rPr>
+                <w:rFonts w:ascii="Times New Roman" w:hAnsi="Times New Roman" w:eastAsia="Times New Roman"/>
+                <w:b w:val="0"/>
+                <w:i w:val="0"/>
+                <w:sz w:val="26"/>
+              </w:rPr>
+              <w:t>GV: Bài tập 2 – Ghép loại thông tin (SGK tr.17):</w:t>
+            </w:r>
+          </w:p>
+          <w:p>
+            <w:r>
+              <w:rPr>
+                <w:rFonts w:ascii="Times New Roman" w:hAnsi="Times New Roman" w:eastAsia="Times New Roman"/>
+                <w:b w:val="0"/>
+                <w:i w:val="0"/>
+                <w:sz w:val="26"/>
+              </w:rPr>
+              <w:t xml:space="preserve">  Em hãy ghép mỗi hình ảnh cắt từ trang web với loại thông tin cho phù hợp.</w:t>
+            </w:r>
+          </w:p>
+          <w:p>
+            <w:r>
+              <w:rPr>
+                <w:rFonts w:ascii="Times New Roman" w:hAnsi="Times New Roman" w:eastAsia="Times New Roman"/>
+                <w:b w:val="0"/>
+                <w:i w:val="0"/>
+                <w:sz w:val="26"/>
+              </w:rPr>
+              <w:t xml:space="preserve">  1) Ảnh đô thị → b) Hình ảnh  |  2) Video bài hát → c) Video</w:t>
+            </w:r>
+          </w:p>
+          <w:p>
+            <w:r>
+              <w:rPr>
+                <w:rFonts w:ascii="Times New Roman" w:hAnsi="Times New Roman" w:eastAsia="Times New Roman"/>
+                <w:b w:val="0"/>
+                <w:i w:val="0"/>
+                <w:sz w:val="26"/>
+              </w:rPr>
+              <w:t xml:space="preserve">  3) Ảnh lễ hội → b) Hình ảnh  |  4) Bài thơ → d) Âm thanh/Văn bản</w:t>
+            </w:r>
+          </w:p>
+          <w:p>
+            <w:r>
+              <w:rPr>
+                <w:rFonts w:ascii="Times New Roman" w:hAnsi="Times New Roman" w:eastAsia="Times New Roman"/>
+                <w:b w:val="0"/>
+                <w:i w:val="0"/>
+                <w:sz w:val="26"/>
+              </w:rPr>
+              <w:t>- GV gọi HS trình bày, nhận xét.</w:t>
+            </w:r>
+          </w:p>
+          <w:p>
+            <w:r>
+              <w:rPr>
+                <w:rFonts w:ascii="Times New Roman" w:hAnsi="Times New Roman" w:eastAsia="Times New Roman"/>
+                <w:b w:val="0"/>
+                <w:i w:val="0"/>
+                <w:sz w:val="26"/>
+              </w:rPr>
+            </w:r>
+          </w:p>
+          <w:p>
+            <w:r>
+              <w:rPr>
+                <w:rFonts w:ascii="Times New Roman" w:hAnsi="Times New Roman" w:eastAsia="Times New Roman"/>
+                <w:b w:val="0"/>
+                <w:i w:val="0"/>
+                <w:sz w:val="26"/>
+              </w:rPr>
+              <w:t>GV: Bài tập 3 (SGK tr.17):</w:t>
+            </w:r>
+          </w:p>
+          <w:p>
+            <w:r>
+              <w:rPr>
+                <w:rFonts w:ascii="Times New Roman" w:hAnsi="Times New Roman" w:eastAsia="Times New Roman"/>
+                <w:b w:val="0"/>
+                <w:i w:val="0"/>
+                <w:sz w:val="26"/>
+              </w:rPr>
+              <w:t xml:space="preserve">  Em hãy kể các tác hại khi cố tình xem thông tin trên trang web không phù hợp với lứa tuổi và không nên xem.</w:t>
+            </w:r>
+          </w:p>
+          <w:p>
+            <w:r>
+              <w:rPr>
+                <w:rFonts w:ascii="Times New Roman" w:hAnsi="Times New Roman" w:eastAsia="Times New Roman"/>
+                <w:b w:val="0"/>
+                <w:i w:val="0"/>
+                <w:sz w:val="26"/>
+              </w:rPr>
+              <w:t>- GV gọi 2-3 HS trả lời.</w:t>
             </w:r>
           </w:p>
           <w:p>
             <w:pPr>
-              <w:spacing w:line="360" w:lineRule="auto" w:after="40"/>
-              <w:jc w:val="left"/>
+              <w:jc w:val="center"/>
             </w:pPr>
             <w:r>
-              <w:rPr>
-                <w:rFonts w:ascii="Times New Roman" w:hAnsi="Times New Roman" w:eastAsia="Times New Roman"/>
-                <w:b w:val="0"/>
-                <w:i w:val="0"/>
-                <w:sz w:val="26"/>
-              </w:rPr>
-              <w:t>- Quan sát, hỗ trợ HS gặp khó khăn.</w:t>
+              <w:drawing>
+                <wp:inline xmlns:a="http://schemas.openxmlformats.org/drawingml/2006/main" xmlns:pic="http://schemas.openxmlformats.org/drawingml/2006/picture">
+                  <wp:extent cx="2743200" cy="3850501"/>
+                  <wp:docPr id="2" name="Picture 2"/>
+                  <wp:cNvGraphicFramePr>
+                    <a:graphicFrameLocks noChangeAspect="1"/>
+                  </wp:cNvGraphicFramePr>
+                  <a:graphic>
+                    <a:graphicData uri="http://schemas.openxmlformats.org/drawingml/2006/picture">
+                      <pic:pic>
+                        <pic:nvPicPr>
+                          <pic:cNvPr id="0" name="sgk_page_18.png"/>
+                          <pic:cNvPicPr/>
+                        </pic:nvPicPr>
+                        <pic:blipFill>
+                          <a:blip r:embed="rId17"/>
+                          <a:stretch>
+                            <a:fillRect/>
+                          </a:stretch>
+                        </pic:blipFill>
+                        <pic:spPr>
+                          <a:xfrm>
+                            <a:off x="0" y="0"/>
+                            <a:ext cx="2743200" cy="3850501"/>
+                          </a:xfrm>
+                          <a:prstGeom prst="rect"/>
+                        </pic:spPr>
+                      </pic:pic>
+                    </a:graphicData>
+                  </a:graphic>
+                </wp:inline>
+              </w:drawing>
             </w:r>
           </w:p>
           <w:p>
             <w:pPr>
-              <w:spacing w:line="360" w:lineRule="auto" w:after="40"/>
-              <w:jc w:val="left"/>
+              <w:jc w:val="center"/>
             </w:pPr>
             <w:r>
-              <w:rPr>
-                <w:rFonts w:ascii="Times New Roman" w:hAnsi="Times New Roman" w:eastAsia="Times New Roman"/>
-                <w:b w:val="0"/>
-                <w:i w:val="0"/>
-                <w:sz w:val="26"/>
-              </w:rPr>
-              <w:t>- Kiểm tra sản phẩm tại máy.</w:t>
-            </w:r>
-          </w:p>
-          <w:p>
-            <w:pPr>
-              <w:spacing w:line="360" w:lineRule="auto" w:after="40"/>
-              <w:jc w:val="left"/>
-            </w:pPr>
-            <w:r>
-              <w:rPr>
-                <w:rFonts w:ascii="Times New Roman" w:hAnsi="Times New Roman" w:eastAsia="Times New Roman"/>
-                <w:b w:val="0"/>
-                <w:i w:val="0"/>
-                <w:sz w:val="26"/>
-              </w:rPr>
-              <w:t>HS: Thực hành cá nhân trên máy tính.</w:t>
-            </w:r>
-          </w:p>
-          <w:p>
-            <w:pPr>
-              <w:spacing w:line="360" w:lineRule="auto" w:after="40"/>
-              <w:jc w:val="left"/>
-            </w:pPr>
-            <w:r>
-              <w:rPr>
-                <w:rFonts w:ascii="Times New Roman" w:hAnsi="Times New Roman" w:eastAsia="Times New Roman"/>
-                <w:b w:val="0"/>
-                <w:i w:val="0"/>
-                <w:sz w:val="26"/>
-              </w:rPr>
-              <w:t>- Trao đổi nhóm đôi khi gặp khó.</w:t>
-            </w:r>
-          </w:p>
-          <w:p>
-            <w:pPr>
-              <w:spacing w:line="360" w:lineRule="auto" w:after="40"/>
-              <w:jc w:val="left"/>
-            </w:pPr>
-            <w:r>
-              <w:rPr>
-                <w:rFonts w:ascii="Times New Roman" w:hAnsi="Times New Roman" w:eastAsia="Times New Roman"/>
-                <w:b w:val="0"/>
-                <w:i w:val="0"/>
-                <w:sz w:val="26"/>
-              </w:rPr>
-              <w:t>- Đối chiếu kết quả với bạn.</w:t>
+              <w:drawing>
+                <wp:inline xmlns:a="http://schemas.openxmlformats.org/drawingml/2006/main" xmlns:pic="http://schemas.openxmlformats.org/drawingml/2006/picture">
+                  <wp:extent cx="2743200" cy="3850501"/>
+                  <wp:docPr id="3" name="Picture 3"/>
+                  <wp:cNvGraphicFramePr>
+                    <a:graphicFrameLocks noChangeAspect="1"/>
+                  </wp:cNvGraphicFramePr>
+                  <a:graphic>
+                    <a:graphicData uri="http://schemas.openxmlformats.org/drawingml/2006/picture">
+                      <pic:pic>
+                        <pic:nvPicPr>
+                          <pic:cNvPr id="0" name="sgk_page_19.png"/>
+                          <pic:cNvPicPr/>
+                        </pic:nvPicPr>
+                        <pic:blipFill>
+                          <a:blip r:embed="rId18"/>
+                          <a:stretch>
+                            <a:fillRect/>
+                          </a:stretch>
+                        </pic:blipFill>
+                        <pic:spPr>
+                          <a:xfrm>
+                            <a:off x="0" y="0"/>
+                            <a:ext cx="2743200" cy="3850501"/>
+                          </a:xfrm>
+                          <a:prstGeom prst="rect"/>
+                        </pic:spPr>
+                      </pic:pic>
+                    </a:graphicData>
+                  </a:graphic>
+                </wp:inline>
+              </w:drawing>
             </w:r>
           </w:p>
         </w:tc>
@@ -1201,30 +1653,143 @@
               <w:spacing w:line="360" w:lineRule="auto" w:after="40"/>
               <w:jc w:val="left"/>
             </w:pPr>
-            <w:r/>
-            <w:r>
-              <w:rPr>
-                <w:rFonts w:ascii="Times New Roman" w:hAnsi="Times New Roman" w:eastAsia="Times New Roman"/>
-                <w:b w:val="0"/>
-                <w:i w:val="0"/>
-                <w:sz w:val="26"/>
-              </w:rPr>
-              <w:t>Sản phẩm thực hành đạt yêu cầu.</w:t>
-            </w:r>
-          </w:p>
-          <w:p>
-            <w:pPr>
-              <w:spacing w:line="360" w:lineRule="auto" w:after="40"/>
-              <w:jc w:val="left"/>
-            </w:pPr>
-            <w:r>
-              <w:rPr>
-                <w:rFonts w:ascii="Times New Roman" w:hAnsi="Times New Roman" w:eastAsia="Times New Roman"/>
-                <w:b w:val="0"/>
-                <w:i w:val="0"/>
-                <w:sz w:val="26"/>
-              </w:rPr>
-              <w:t>HS tự tin thao tác trên máy.</w:t>
+            <w:r>
+              <w:rPr>
+                <w:rFonts w:ascii="Times New Roman" w:hAnsi="Times New Roman" w:eastAsia="Times New Roman"/>
+                <w:b w:val="0"/>
+                <w:i w:val="0"/>
+                <w:sz w:val="26"/>
+              </w:rPr>
+              <w:t>- HS làm cá nhân Bài 1:</w:t>
+            </w:r>
+          </w:p>
+          <w:p>
+            <w:r>
+              <w:rPr>
+                <w:rFonts w:ascii="Times New Roman" w:hAnsi="Times New Roman" w:eastAsia="Times New Roman"/>
+                <w:b w:val="0"/>
+                <w:i w:val="0"/>
+                <w:sz w:val="26"/>
+              </w:rPr>
+              <w:t xml:space="preserve">  + Đáp án có siêu liên kết: A, B, D (con trỏ hình bàn tay 👆).</w:t>
+            </w:r>
+          </w:p>
+          <w:p>
+            <w:r>
+              <w:rPr>
+                <w:rFonts w:ascii="Times New Roman" w:hAnsi="Times New Roman" w:eastAsia="Times New Roman"/>
+                <w:b w:val="0"/>
+                <w:i w:val="0"/>
+                <w:sz w:val="26"/>
+              </w:rPr>
+              <w:t xml:space="preserve">  + C không có siêu liên kết (con trỏ hình dấu +).</w:t>
+            </w:r>
+          </w:p>
+          <w:p>
+            <w:r>
+              <w:rPr>
+                <w:rFonts w:ascii="Times New Roman" w:hAnsi="Times New Roman" w:eastAsia="Times New Roman"/>
+                <w:b w:val="0"/>
+                <w:i w:val="0"/>
+                <w:sz w:val="26"/>
+              </w:rPr>
+            </w:r>
+          </w:p>
+          <w:p>
+            <w:r>
+              <w:rPr>
+                <w:rFonts w:ascii="Times New Roman" w:hAnsi="Times New Roman" w:eastAsia="Times New Roman"/>
+                <w:b w:val="0"/>
+                <w:i w:val="0"/>
+                <w:sz w:val="26"/>
+              </w:rPr>
+              <w:t>- HS ghép Bài 2:</w:t>
+            </w:r>
+          </w:p>
+          <w:p>
+            <w:r>
+              <w:rPr>
+                <w:rFonts w:ascii="Times New Roman" w:hAnsi="Times New Roman" w:eastAsia="Times New Roman"/>
+                <w:b w:val="0"/>
+                <w:i w:val="0"/>
+                <w:sz w:val="26"/>
+              </w:rPr>
+              <w:t xml:space="preserve">  + 1–b: Ảnh đô thị → Hình ảnh</w:t>
+            </w:r>
+          </w:p>
+          <w:p>
+            <w:r>
+              <w:rPr>
+                <w:rFonts w:ascii="Times New Roman" w:hAnsi="Times New Roman" w:eastAsia="Times New Roman"/>
+                <w:b w:val="0"/>
+                <w:i w:val="0"/>
+                <w:sz w:val="26"/>
+              </w:rPr>
+              <w:t xml:space="preserve">  + 2–c: Video bài hát → Video</w:t>
+            </w:r>
+          </w:p>
+          <w:p>
+            <w:r>
+              <w:rPr>
+                <w:rFonts w:ascii="Times New Roman" w:hAnsi="Times New Roman" w:eastAsia="Times New Roman"/>
+                <w:b w:val="0"/>
+                <w:i w:val="0"/>
+                <w:sz w:val="26"/>
+              </w:rPr>
+              <w:t xml:space="preserve">  + 3–b: Ảnh lễ hội → Hình ảnh</w:t>
+            </w:r>
+          </w:p>
+          <w:p>
+            <w:r>
+              <w:rPr>
+                <w:rFonts w:ascii="Times New Roman" w:hAnsi="Times New Roman" w:eastAsia="Times New Roman"/>
+                <w:b w:val="0"/>
+                <w:i w:val="0"/>
+                <w:sz w:val="26"/>
+              </w:rPr>
+              <w:t xml:space="preserve">  + 4–d: Bài thơ → Âm thanh/Văn bản</w:t>
+            </w:r>
+          </w:p>
+          <w:p>
+            <w:r>
+              <w:rPr>
+                <w:rFonts w:ascii="Times New Roman" w:hAnsi="Times New Roman" w:eastAsia="Times New Roman"/>
+                <w:b w:val="0"/>
+                <w:i w:val="0"/>
+                <w:sz w:val="26"/>
+              </w:rPr>
+            </w:r>
+          </w:p>
+          <w:p>
+            <w:r>
+              <w:rPr>
+                <w:rFonts w:ascii="Times New Roman" w:hAnsi="Times New Roman" w:eastAsia="Times New Roman"/>
+                <w:b w:val="0"/>
+                <w:i w:val="0"/>
+                <w:sz w:val="26"/>
+              </w:rPr>
+              <w:t>- HS trả lời Bài 3: Tác hại gồm ảnh hưởng tâm lý, mất tập trung, nguy cơ lừa đảo.</w:t>
+            </w:r>
+          </w:p>
+          <w:p>
+            <w:r>
+              <w:rPr>
+                <w:rFonts w:ascii="Times New Roman" w:hAnsi="Times New Roman" w:eastAsia="Times New Roman"/>
+                <w:b w:val="0"/>
+                <w:i w:val="0"/>
+                <w:sz w:val="26"/>
+              </w:rPr>
+            </w:r>
+          </w:p>
+          <w:p>
+            <w:r>
+              <w:rPr>
+                <w:rFonts w:ascii="Times New Roman" w:hAnsi="Times New Roman" w:eastAsia="Times New Roman"/>
+                <w:b w:val="0"/>
+                <w:i w:val="0"/>
+                <w:sz w:val="26"/>
+              </w:rPr>
+              <w:t>Sản phẩm: HS trả lời đúng 3 bài tập.</w:t>
             </w:r>
           </w:p>
         </w:tc>
@@ -1246,7 +1811,6 @@
               <w:spacing w:line="360" w:lineRule="auto" w:after="40"/>
               <w:jc w:val="left"/>
             </w:pPr>
-            <w:r/>
             <w:r>
               <w:rPr>
                 <w:rFonts w:ascii="Times New Roman" w:hAnsi="Times New Roman" w:eastAsia="Times New Roman"/>
@@ -1255,6 +1819,27 @@
                 <w:sz w:val="26"/>
               </w:rPr>
               <w:t>4. HOẠT ĐỘNG VẬN DỤNG, TRẢI NGHIỆM (5 phút)</w:t>
+            </w:r>
+          </w:p>
+          <w:p>
+            <w:r>
+              <w:rPr>
+                <w:rFonts w:ascii="Times New Roman" w:hAnsi="Times New Roman" w:eastAsia="Times New Roman"/>
+                <w:b w:val="0"/>
+                <w:i w:val="0"/>
+                <w:sz w:val="26"/>
+              </w:rPr>
+            </w:r>
+          </w:p>
+          <w:p>
+            <w:r>
+              <w:rPr>
+                <w:rFonts w:ascii="Times New Roman" w:hAnsi="Times New Roman" w:eastAsia="Times New Roman"/>
+                <w:b w:val="0"/>
+                <w:i w:val="0"/>
+                <w:sz w:val="26"/>
+              </w:rPr>
+              <w:t>- HS suy nghĩ và trả lời:</w:t>
             </w:r>
           </w:p>
         </w:tc>
@@ -1275,90 +1860,90 @@
               <w:spacing w:line="360" w:lineRule="auto" w:after="40"/>
               <w:jc w:val="left"/>
             </w:pPr>
-            <w:r/>
-            <w:r>
-              <w:rPr>
-                <w:rFonts w:ascii="Times New Roman" w:hAnsi="Times New Roman" w:eastAsia="Times New Roman"/>
-                <w:b w:val="0"/>
-                <w:i w:val="0"/>
-                <w:sz w:val="26"/>
-              </w:rPr>
-              <w:t>GV: Đặt câu hỏi liên hệ thực tế.</w:t>
-            </w:r>
-          </w:p>
-          <w:p>
-            <w:pPr>
-              <w:spacing w:line="360" w:lineRule="auto" w:after="40"/>
-              <w:jc w:val="left"/>
-            </w:pPr>
-            <w:r>
-              <w:rPr>
-                <w:rFonts w:ascii="Times New Roman" w:hAnsi="Times New Roman" w:eastAsia="Times New Roman"/>
-                <w:b w:val="0"/>
-                <w:i w:val="0"/>
-                <w:sz w:val="26"/>
-              </w:rPr>
-              <w:t>- Giao nhiệm vụ về nhà.</w:t>
-            </w:r>
-          </w:p>
-          <w:p>
-            <w:pPr>
-              <w:spacing w:line="360" w:lineRule="auto" w:after="40"/>
-              <w:jc w:val="left"/>
-            </w:pPr>
-            <w:r>
-              <w:rPr>
-                <w:rFonts w:ascii="Times New Roman" w:hAnsi="Times New Roman" w:eastAsia="Times New Roman"/>
-                <w:b w:val="0"/>
-                <w:i w:val="0"/>
-                <w:sz w:val="26"/>
-              </w:rPr>
-              <w:t>- Hướng dẫn tắt máy, xếp gọn phòng học.</w:t>
-            </w:r>
-          </w:p>
-          <w:p>
-            <w:pPr>
-              <w:spacing w:line="360" w:lineRule="auto" w:after="40"/>
-              <w:jc w:val="left"/>
-            </w:pPr>
-            <w:r>
-              <w:rPr>
-                <w:rFonts w:ascii="Times New Roman" w:hAnsi="Times New Roman" w:eastAsia="Times New Roman"/>
-                <w:b w:val="0"/>
-                <w:i w:val="0"/>
-                <w:sz w:val="26"/>
-              </w:rPr>
-              <w:t>HS: Suy nghĩ ý tưởng ứng dụng.</w:t>
-            </w:r>
-          </w:p>
-          <w:p>
-            <w:pPr>
-              <w:spacing w:line="360" w:lineRule="auto" w:after="40"/>
-              <w:jc w:val="left"/>
-            </w:pPr>
-            <w:r>
-              <w:rPr>
-                <w:rFonts w:ascii="Times New Roman" w:hAnsi="Times New Roman" w:eastAsia="Times New Roman"/>
-                <w:b w:val="0"/>
-                <w:i w:val="0"/>
-                <w:sz w:val="26"/>
-              </w:rPr>
-              <w:t>- Ghi nhận nhiệm vụ về nhà.</w:t>
-            </w:r>
-          </w:p>
-          <w:p>
-            <w:pPr>
-              <w:spacing w:line="360" w:lineRule="auto" w:after="40"/>
-              <w:jc w:val="left"/>
-            </w:pPr>
-            <w:r>
-              <w:rPr>
-                <w:rFonts w:ascii="Times New Roman" w:hAnsi="Times New Roman" w:eastAsia="Times New Roman"/>
-                <w:b w:val="0"/>
-                <w:i w:val="0"/>
-                <w:sz w:val="26"/>
-              </w:rPr>
-              <w:t>- Tắt máy an toàn, xếp bàn ghế.</w:t>
+            <w:r>
+              <w:rPr>
+                <w:rFonts w:ascii="Times New Roman" w:hAnsi="Times New Roman" w:eastAsia="Times New Roman"/>
+                <w:b w:val="0"/>
+                <w:i w:val="0"/>
+                <w:sz w:val="26"/>
+              </w:rPr>
+              <w:t xml:space="preserve">  Tại sao em cần sự đồng hành của người lớn khi truy cập Internet?</w:t>
+            </w:r>
+          </w:p>
+          <w:p>
+            <w:r>
+              <w:rPr>
+                <w:rFonts w:ascii="Times New Roman" w:hAnsi="Times New Roman" w:eastAsia="Times New Roman"/>
+                <w:b w:val="0"/>
+                <w:i w:val="0"/>
+                <w:sz w:val="26"/>
+              </w:rPr>
+              <w:t>- GV gọi 2-3 HS trả lời.</w:t>
+            </w:r>
+          </w:p>
+          <w:p>
+            <w:r>
+              <w:rPr>
+                <w:rFonts w:ascii="Times New Roman" w:hAnsi="Times New Roman" w:eastAsia="Times New Roman"/>
+                <w:b w:val="0"/>
+                <w:i w:val="0"/>
+                <w:sz w:val="26"/>
+              </w:rPr>
+              <w:t>- GV chốt: Người lớn giúp em phân biệt thông tin tốt/xấu, bảo vệ em khỏi các trang web nguy hiểm, hướng dẫn em sử dụng Internet đúng cách và an toàn.</w:t>
+            </w:r>
+          </w:p>
+          <w:p>
+            <w:r>
+              <w:rPr>
+                <w:rFonts w:ascii="Times New Roman" w:hAnsi="Times New Roman" w:eastAsia="Times New Roman"/>
+                <w:b w:val="0"/>
+                <w:i w:val="0"/>
+                <w:sz w:val="26"/>
+              </w:rPr>
+            </w:r>
+          </w:p>
+          <w:p>
+            <w:r>
+              <w:rPr>
+                <w:rFonts w:ascii="Times New Roman" w:hAnsi="Times New Roman" w:eastAsia="Times New Roman"/>
+                <w:b w:val="0"/>
+                <w:i w:val="0"/>
+                <w:sz w:val="26"/>
+              </w:rPr>
+              <w:t>GV: Dặn dò:</w:t>
+            </w:r>
+          </w:p>
+          <w:p>
+            <w:r>
+              <w:rPr>
+                <w:rFonts w:ascii="Times New Roman" w:hAnsi="Times New Roman" w:eastAsia="Times New Roman"/>
+                <w:b w:val="0"/>
+                <w:i w:val="0"/>
+                <w:sz w:val="26"/>
+              </w:rPr>
+              <w:t>- Về nhà quan sát và ghi lại 3 trang web em thường truy cập, phân loại thông tin trên đó.</w:t>
+            </w:r>
+          </w:p>
+          <w:p>
+            <w:r>
+              <w:rPr>
+                <w:rFonts w:ascii="Times New Roman" w:hAnsi="Times New Roman" w:eastAsia="Times New Roman"/>
+                <w:b w:val="0"/>
+                <w:i w:val="0"/>
+                <w:sz w:val="26"/>
+              </w:rPr>
+              <w:t>- Xem trước bài mới.</w:t>
+            </w:r>
+          </w:p>
+          <w:p>
+            <w:r>
+              <w:rPr>
+                <w:rFonts w:ascii="Times New Roman" w:hAnsi="Times New Roman" w:eastAsia="Times New Roman"/>
+                <w:b w:val="0"/>
+                <w:i w:val="0"/>
+                <w:sz w:val="26"/>
+              </w:rPr>
+              <w:t>- GV hướng dẫn tắt máy, xếp gọn phòng học.</w:t>
             </w:r>
           </w:p>
         </w:tc>
@@ -1377,30 +1962,79 @@
               <w:spacing w:line="360" w:lineRule="auto" w:after="40"/>
               <w:jc w:val="left"/>
             </w:pPr>
-            <w:r/>
-            <w:r>
-              <w:rPr>
-                <w:rFonts w:ascii="Times New Roman" w:hAnsi="Times New Roman" w:eastAsia="Times New Roman"/>
-                <w:b w:val="0"/>
-                <w:i w:val="0"/>
-                <w:sz w:val="26"/>
-              </w:rPr>
-              <w:t>HS liên hệ được kiến thức với thực tế.</w:t>
-            </w:r>
-          </w:p>
-          <w:p>
-            <w:pPr>
-              <w:spacing w:line="360" w:lineRule="auto" w:after="40"/>
-              <w:jc w:val="left"/>
-            </w:pPr>
-            <w:r>
-              <w:rPr>
-                <w:rFonts w:ascii="Times New Roman" w:hAnsi="Times New Roman" w:eastAsia="Times New Roman"/>
-                <w:b w:val="0"/>
-                <w:i w:val="0"/>
-                <w:sz w:val="26"/>
-              </w:rPr>
-              <w:t>Phòng máy được thu dọn gọn gàng.</w:t>
+            <w:r>
+              <w:rPr>
+                <w:rFonts w:ascii="Times New Roman" w:hAnsi="Times New Roman" w:eastAsia="Times New Roman"/>
+                <w:b w:val="0"/>
+                <w:i w:val="0"/>
+                <w:sz w:val="26"/>
+              </w:rPr>
+              <w:t xml:space="preserve">  + Người lớn giúp em phân biệt trang web tốt/xấu.</w:t>
+            </w:r>
+          </w:p>
+          <w:p>
+            <w:r>
+              <w:rPr>
+                <w:rFonts w:ascii="Times New Roman" w:hAnsi="Times New Roman" w:eastAsia="Times New Roman"/>
+                <w:b w:val="0"/>
+                <w:i w:val="0"/>
+                <w:sz w:val="26"/>
+              </w:rPr>
+              <w:t xml:space="preserve">  + Bảo vệ em khỏi nội dung không phù hợp.</w:t>
+            </w:r>
+          </w:p>
+          <w:p>
+            <w:r>
+              <w:rPr>
+                <w:rFonts w:ascii="Times New Roman" w:hAnsi="Times New Roman" w:eastAsia="Times New Roman"/>
+                <w:b w:val="0"/>
+                <w:i w:val="0"/>
+                <w:sz w:val="26"/>
+              </w:rPr>
+              <w:t xml:space="preserve">  + Hướng dẫn em tìm kiếm thông tin hiệu quả.</w:t>
+            </w:r>
+          </w:p>
+          <w:p>
+            <w:r>
+              <w:rPr>
+                <w:rFonts w:ascii="Times New Roman" w:hAnsi="Times New Roman" w:eastAsia="Times New Roman"/>
+                <w:b w:val="0"/>
+                <w:i w:val="0"/>
+                <w:sz w:val="26"/>
+              </w:rPr>
+            </w:r>
+          </w:p>
+          <w:p>
+            <w:r>
+              <w:rPr>
+                <w:rFonts w:ascii="Times New Roman" w:hAnsi="Times New Roman" w:eastAsia="Times New Roman"/>
+                <w:b w:val="0"/>
+                <w:i w:val="0"/>
+                <w:sz w:val="26"/>
+              </w:rPr>
+              <w:t>- HS ghi nhận nhiệm vụ về nhà.</w:t>
+            </w:r>
+          </w:p>
+          <w:p>
+            <w:r>
+              <w:rPr>
+                <w:rFonts w:ascii="Times New Roman" w:hAnsi="Times New Roman" w:eastAsia="Times New Roman"/>
+                <w:b w:val="0"/>
+                <w:i w:val="0"/>
+                <w:sz w:val="26"/>
+              </w:rPr>
+              <w:t>- HS liên hệ được kiến thức với thực tế.</w:t>
+            </w:r>
+          </w:p>
+          <w:p>
+            <w:r>
+              <w:rPr>
+                <w:rFonts w:ascii="Times New Roman" w:hAnsi="Times New Roman" w:eastAsia="Times New Roman"/>
+                <w:b w:val="0"/>
+                <w:i w:val="0"/>
+                <w:sz w:val="26"/>
+              </w:rPr>
+              <w:t>- Phòng máy được thu dọn gọn gàng.</w:t>
             </w:r>
           </w:p>
         </w:tc>
@@ -1419,7 +2053,7 @@
       </w:pPr>
       <w:r>
         <w:rPr>
-          <w:rFonts w:ascii="Times New Roman" w:hAnsi="Times New Roman" w:eastAsia="Times New Roman"/>
+          <w:rFonts w:ascii="Times New Roman" w:hAnsi="Times New Roman" w:eastAsia="Times New Roman" w:cs="Times New Roman"/>
           <w:b/>
           <w:i w:val="0"/>
           <w:sz w:val="26"/>
@@ -1434,7 +2068,7 @@
       </w:pPr>
       <w:r>
         <w:rPr>
-          <w:rFonts w:ascii="Times New Roman" w:hAnsi="Times New Roman" w:eastAsia="Times New Roman"/>
+          <w:rFonts w:ascii="Times New Roman" w:hAnsi="Times New Roman" w:eastAsia="Times New Roman" w:cs="Times New Roman"/>
           <w:b/>
           <w:i/>
           <w:sz w:val="26"/>
@@ -1449,7 +2083,7 @@
       </w:pPr>
       <w:r>
         <w:rPr>
-          <w:rFonts w:ascii="Times New Roman" w:hAnsi="Times New Roman" w:eastAsia="Times New Roman"/>
+          <w:rFonts w:ascii="Times New Roman" w:hAnsi="Times New Roman" w:eastAsia="Times New Roman" w:cs="Times New Roman"/>
           <w:b w:val="0"/>
           <w:i w:val="0"/>
           <w:sz w:val="26"/>
@@ -1497,10 +2131,15 @@
               <w:spacing w:line="360" w:lineRule="auto" w:after="40"/>
               <w:jc w:val="center"/>
             </w:pPr>
-            <w:r/>
-            <w:r>
-              <w:rPr>
-                <w:rFonts w:ascii="Times New Roman" w:hAnsi="Times New Roman" w:eastAsia="Times New Roman"/>
+            <w:r>
+              <w:rPr>
+                <w:rFonts w:ascii="Times New Roman" w:hAnsi="Times New Roman" w:cs="Times New Roman"/>
+                <w:sz w:val="26"/>
+              </w:rPr>
+            </w:r>
+            <w:r>
+              <w:rPr>
+                <w:rFonts w:ascii="Times New Roman" w:hAnsi="Times New Roman" w:eastAsia="Times New Roman" w:cs="Times New Roman"/>
                 <w:b/>
                 <w:i w:val="0"/>
                 <w:sz w:val="26"/>
@@ -1524,10 +2163,15 @@
               <w:spacing w:line="360" w:lineRule="auto" w:after="40"/>
               <w:jc w:val="center"/>
             </w:pPr>
-            <w:r/>
-            <w:r>
-              <w:rPr>
-                <w:rFonts w:ascii="Times New Roman" w:hAnsi="Times New Roman" w:eastAsia="Times New Roman"/>
+            <w:r>
+              <w:rPr>
+                <w:rFonts w:ascii="Times New Roman" w:hAnsi="Times New Roman" w:cs="Times New Roman"/>
+                <w:sz w:val="26"/>
+              </w:rPr>
+            </w:r>
+            <w:r>
+              <w:rPr>
+                <w:rFonts w:ascii="Times New Roman" w:hAnsi="Times New Roman" w:eastAsia="Times New Roman" w:cs="Times New Roman"/>
                 <w:b/>
                 <w:i w:val="0"/>
                 <w:sz w:val="26"/>
@@ -1551,10 +2195,15 @@
               <w:spacing w:line="360" w:lineRule="auto" w:after="40"/>
               <w:jc w:val="center"/>
             </w:pPr>
-            <w:r/>
-            <w:r>
-              <w:rPr>
-                <w:rFonts w:ascii="Times New Roman" w:hAnsi="Times New Roman" w:eastAsia="Times New Roman"/>
+            <w:r>
+              <w:rPr>
+                <w:rFonts w:ascii="Times New Roman" w:hAnsi="Times New Roman" w:cs="Times New Roman"/>
+                <w:sz w:val="26"/>
+              </w:rPr>
+            </w:r>
+            <w:r>
+              <w:rPr>
+                <w:rFonts w:ascii="Times New Roman" w:hAnsi="Times New Roman" w:eastAsia="Times New Roman" w:cs="Times New Roman"/>
                 <w:b/>
                 <w:i w:val="0"/>
                 <w:sz w:val="26"/>
@@ -1580,10 +2229,15 @@
               <w:spacing w:line="360" w:lineRule="auto" w:after="40"/>
               <w:jc w:val="center"/>
             </w:pPr>
-            <w:r/>
-            <w:r>
-              <w:rPr>
-                <w:rFonts w:ascii="Times New Roman" w:hAnsi="Times New Roman" w:eastAsia="Times New Roman"/>
+            <w:r>
+              <w:rPr>
+                <w:rFonts w:ascii="Times New Roman" w:hAnsi="Times New Roman" w:cs="Times New Roman"/>
+                <w:sz w:val="26"/>
+              </w:rPr>
+            </w:r>
+            <w:r>
+              <w:rPr>
+                <w:rFonts w:ascii="Times New Roman" w:hAnsi="Times New Roman" w:eastAsia="Times New Roman" w:cs="Times New Roman"/>
                 <w:b w:val="0"/>
                 <w:i/>
                 <w:sz w:val="26"/>
@@ -1607,10 +2261,15 @@
               <w:spacing w:line="360" w:lineRule="auto" w:after="40"/>
               <w:jc w:val="center"/>
             </w:pPr>
-            <w:r/>
-            <w:r>
-              <w:rPr>
-                <w:rFonts w:ascii="Times New Roman" w:hAnsi="Times New Roman" w:eastAsia="Times New Roman"/>
+            <w:r>
+              <w:rPr>
+                <w:rFonts w:ascii="Times New Roman" w:hAnsi="Times New Roman" w:cs="Times New Roman"/>
+                <w:sz w:val="26"/>
+              </w:rPr>
+            </w:r>
+            <w:r>
+              <w:rPr>
+                <w:rFonts w:ascii="Times New Roman" w:hAnsi="Times New Roman" w:eastAsia="Times New Roman" w:cs="Times New Roman"/>
                 <w:b w:val="0"/>
                 <w:i/>
                 <w:sz w:val="26"/>
@@ -1634,10 +2293,15 @@
               <w:spacing w:line="360" w:lineRule="auto" w:after="40"/>
               <w:jc w:val="center"/>
             </w:pPr>
-            <w:r/>
-            <w:r>
-              <w:rPr>
-                <w:rFonts w:ascii="Times New Roman" w:hAnsi="Times New Roman" w:eastAsia="Times New Roman"/>
+            <w:r>
+              <w:rPr>
+                <w:rFonts w:ascii="Times New Roman" w:hAnsi="Times New Roman" w:cs="Times New Roman"/>
+                <w:sz w:val="26"/>
+              </w:rPr>
+            </w:r>
+            <w:r>
+              <w:rPr>
+                <w:rFonts w:ascii="Times New Roman" w:hAnsi="Times New Roman" w:eastAsia="Times New Roman" w:cs="Times New Roman"/>
                 <w:b w:val="0"/>
                 <w:i/>
                 <w:sz w:val="26"/>
@@ -1663,10 +2327,15 @@
               <w:spacing w:line="360" w:lineRule="auto" w:after="40"/>
               <w:jc w:val="center"/>
             </w:pPr>
-            <w:r/>
-            <w:r>
-              <w:rPr>
-                <w:rFonts w:ascii="Times New Roman" w:hAnsi="Times New Roman" w:eastAsia="Times New Roman"/>
+            <w:r>
+              <w:rPr>
+                <w:rFonts w:ascii="Times New Roman" w:hAnsi="Times New Roman" w:cs="Times New Roman"/>
+                <w:sz w:val="26"/>
+              </w:rPr>
+            </w:r>
+            <w:r>
+              <w:rPr>
+                <w:rFonts w:ascii="Times New Roman" w:hAnsi="Times New Roman" w:eastAsia="Times New Roman" w:cs="Times New Roman"/>
                 <w:b w:val="0"/>
                 <w:i w:val="0"/>
                 <w:sz w:val="26"/>
@@ -1680,7 +2349,7 @@
             </w:pPr>
             <w:r>
               <w:rPr>
-                <w:rFonts w:ascii="Times New Roman" w:hAnsi="Times New Roman" w:eastAsia="Times New Roman"/>
+                <w:rFonts w:ascii="Times New Roman" w:hAnsi="Times New Roman" w:eastAsia="Times New Roman" w:cs="Times New Roman"/>
                 <w:b w:val="0"/>
                 <w:i w:val="0"/>
                 <w:sz w:val="26"/>
@@ -1694,7 +2363,7 @@
             </w:pPr>
             <w:r>
               <w:rPr>
-                <w:rFonts w:ascii="Times New Roman" w:hAnsi="Times New Roman" w:eastAsia="Times New Roman"/>
+                <w:rFonts w:ascii="Times New Roman" w:hAnsi="Times New Roman" w:eastAsia="Times New Roman" w:cs="Times New Roman"/>
                 <w:b w:val="0"/>
                 <w:i w:val="0"/>
                 <w:sz w:val="26"/>
@@ -1708,7 +2377,7 @@
             </w:pPr>
             <w:r>
               <w:rPr>
-                <w:rFonts w:ascii="Times New Roman" w:hAnsi="Times New Roman" w:eastAsia="Times New Roman"/>
+                <w:rFonts w:ascii="Times New Roman" w:hAnsi="Times New Roman" w:eastAsia="Times New Roman" w:cs="Times New Roman"/>
                 <w:b w:val="0"/>
                 <w:i w:val="0"/>
                 <w:sz w:val="26"/>
@@ -1731,10 +2400,15 @@
               <w:spacing w:line="360" w:lineRule="auto" w:after="40"/>
               <w:jc w:val="center"/>
             </w:pPr>
-            <w:r/>
-            <w:r>
-              <w:rPr>
-                <w:rFonts w:ascii="Times New Roman" w:hAnsi="Times New Roman" w:eastAsia="Times New Roman"/>
+            <w:r>
+              <w:rPr>
+                <w:rFonts w:ascii="Times New Roman" w:hAnsi="Times New Roman" w:cs="Times New Roman"/>
+                <w:sz w:val="26"/>
+              </w:rPr>
+            </w:r>
+            <w:r>
+              <w:rPr>
+                <w:rFonts w:ascii="Times New Roman" w:hAnsi="Times New Roman" w:eastAsia="Times New Roman" w:cs="Times New Roman"/>
                 <w:b w:val="0"/>
                 <w:i w:val="0"/>
                 <w:sz w:val="26"/>
@@ -1748,7 +2422,7 @@
             </w:pPr>
             <w:r>
               <w:rPr>
-                <w:rFonts w:ascii="Times New Roman" w:hAnsi="Times New Roman" w:eastAsia="Times New Roman"/>
+                <w:rFonts w:ascii="Times New Roman" w:hAnsi="Times New Roman" w:eastAsia="Times New Roman" w:cs="Times New Roman"/>
                 <w:b w:val="0"/>
                 <w:i w:val="0"/>
                 <w:sz w:val="26"/>
@@ -1762,7 +2436,7 @@
             </w:pPr>
             <w:r>
               <w:rPr>
-                <w:rFonts w:ascii="Times New Roman" w:hAnsi="Times New Roman" w:eastAsia="Times New Roman"/>
+                <w:rFonts w:ascii="Times New Roman" w:hAnsi="Times New Roman" w:eastAsia="Times New Roman" w:cs="Times New Roman"/>
                 <w:b w:val="0"/>
                 <w:i w:val="0"/>
                 <w:sz w:val="26"/>
@@ -1776,7 +2450,7 @@
             </w:pPr>
             <w:r>
               <w:rPr>
-                <w:rFonts w:ascii="Times New Roman" w:hAnsi="Times New Roman" w:eastAsia="Times New Roman"/>
+                <w:rFonts w:ascii="Times New Roman" w:hAnsi="Times New Roman" w:eastAsia="Times New Roman" w:cs="Times New Roman"/>
                 <w:b w:val="0"/>
                 <w:i w:val="0"/>
                 <w:sz w:val="26"/>
@@ -1805,10 +2479,15 @@
               <w:spacing w:line="360" w:lineRule="auto" w:after="40"/>
               <w:jc w:val="center"/>
             </w:pPr>
-            <w:r/>
-            <w:r>
-              <w:rPr>
-                <w:rFonts w:ascii="Times New Roman" w:hAnsi="Times New Roman" w:eastAsia="Times New Roman"/>
+            <w:r>
+              <w:rPr>
+                <w:rFonts w:ascii="Times New Roman" w:hAnsi="Times New Roman" w:cs="Times New Roman"/>
+                <w:sz w:val="26"/>
+              </w:rPr>
+            </w:r>
+            <w:r>
+              <w:rPr>
+                <w:rFonts w:ascii="Times New Roman" w:hAnsi="Times New Roman" w:eastAsia="Times New Roman" w:cs="Times New Roman"/>
                 <w:b/>
                 <w:i w:val="0"/>
                 <w:sz w:val="26"/>
@@ -1822,7 +2501,7 @@
             </w:pPr>
             <w:r>
               <w:rPr>
-                <w:rFonts w:ascii="Times New Roman" w:hAnsi="Times New Roman" w:eastAsia="Times New Roman"/>
+                <w:rFonts w:ascii="Times New Roman" w:hAnsi="Times New Roman" w:eastAsia="Times New Roman" w:cs="Times New Roman"/>
                 <w:b/>
                 <w:i w:val="0"/>
                 <w:sz w:val="26"/>
@@ -1836,7 +2515,7 @@
             </w:pPr>
             <w:r>
               <w:rPr>
-                <w:rFonts w:ascii="Times New Roman" w:hAnsi="Times New Roman" w:eastAsia="Times New Roman"/>
+                <w:rFonts w:ascii="Times New Roman" w:hAnsi="Times New Roman" w:eastAsia="Times New Roman" w:cs="Times New Roman"/>
                 <w:b/>
                 <w:i w:val="0"/>
                 <w:sz w:val="26"/>
@@ -1850,7 +2529,7 @@
             </w:pPr>
             <w:r>
               <w:rPr>
-                <w:rFonts w:ascii="Times New Roman" w:hAnsi="Times New Roman" w:eastAsia="Times New Roman"/>
+                <w:rFonts w:ascii="Times New Roman" w:hAnsi="Times New Roman" w:eastAsia="Times New Roman" w:cs="Times New Roman"/>
                 <w:b/>
                 <w:i w:val="0"/>
                 <w:sz w:val="26"/>

--- a/KHBD_Tin_học/Lớp_4/Tuần_07/KHBD_Tin_hoc_Lớp_4_Tiet06_Bai_3_Thong_tin_tren_trang_Web_Tiet_2.docx
+++ b/KHBD_Tin_học/Lớp_4/Tuần_07/KHBD_Tin_hoc_Lớp_4_Tiet06_Bai_3_Thong_tin_tren_trang_Web_Tiet_2.docx
@@ -436,18 +436,29 @@
     </w:p>
     <w:p>
       <w:pPr>
-        <w:spacing w:line="319" w:lineRule="auto" w:after="60" w:before="0"/>
-        <w:ind w:firstLine="0" w:left="850"/>
+        <w:spacing w:line="276" w:lineRule="auto" w:after="0" w:before="0"/>
+        <w:ind w:left="850" w:firstLine="0"/>
         <w:jc w:val="both"/>
       </w:pPr>
       <w:r>
         <w:rPr>
-          <w:rFonts w:ascii="Times New Roman" w:hAnsi="Times New Roman" w:eastAsia="Times New Roman" w:cs="Times New Roman"/>
-          <w:b w:val="0"/>
-          <w:i w:val="0"/>
+          <w:rFonts w:ascii="Times New Roman" w:hAnsi="Times New Roman" w:cs="Times New Roman"/>
           <w:sz w:val="26"/>
         </w:rPr>
-        <w:t>- Miền V. Giải quyết vấn đề (thành tố 5.3. Sử dụng sáng tạo công nghệ số – Bậc 2): Sử dụng công cụ số để giải quyết vấn đề đơn giản trong bài học. (Đạt được thông qua Hoạt động 2, Hoạt động 3)</w:t>
+        <w:t>- 1.1.CB2b: Tìm được dữ liệu, thông tin và nội dung thông qua tìm kiếm đơn giản trong môi trường số. (Duyệt, tìm kiếm và thu thập dữ liệu, thông tin hiệu quả trên môi trường mạng). (Đạt được thông qua Hoạt động 2)</w:t>
+      </w:r>
+    </w:p>
+    <w:p>
+      <w:pPr>
+        <w:spacing w:after="0" w:line="276" w:lineRule="auto"/>
+        <w:ind w:left="850" w:firstLine="0"/>
+      </w:pPr>
+      <w:r>
+        <w:rPr>
+          <w:rFonts w:ascii="Times New Roman" w:hAnsi="Times New Roman" w:cs="Times New Roman"/>
+          <w:sz w:val="26"/>
+        </w:rPr>
+        <w:t>- 1.2.CB2a: Phát hiện được độ tin cậy và độ chính xác của các nguồn chung của dữ liệu, thông tin và nội dung số. (Đánh giá độ tin cậy và chọn lọc thông tin chính xác từ các nguồn số). (Đạt được thông qua Hoạt động 3, Hoạt động 4)</w:t>
       </w:r>
     </w:p>
     <w:p>
